--- a/docs/变更记录/考勤系统更新日志_完整版.docx
+++ b/docs/变更记录/考勤系统更新日志_完整版.docx
@@ -620,6 +620,33 @@
           <w:lang w:eastAsia="zh-CN"/>
         </w:rPr>
         <w:t>：①提交申请时附件地址不再什么都收，只认系统自己保存的格式，审批人打开"待我审批"详情时附件链接也做了转义，防止有人把恶意脚本伪装成附件地址、审批人一点开就以审批人身份执行；②保存员工时，"直属上级"不能选员工本人（以前能设成自己，没配审批人名单的组里，加班/请假单就派给自己批），建审批单时如果直属上级是本人或已停用，会自动改派给兜底管理员；③员工被停用/拉黑时，他名下还没处理的审批单会自动改派给申请人的直属上级（没有就兜底管理员）并通知对方，以前这些单子谁也批不了；④二级审批过了第一级、状态变成"审批中"的单，申请人现在也可以撤销（"我的申请"里会显示"撤销"按钮）。⑤员工的角色被降成普通员工（比如班组长卸任、主管调岗）后，他不能再被当作审批人：新提交的单不会再派给他，审批人名单里不再出现他，他名下没处理的审批单会自动改派；撤销失败时的提示也改成"仅待审批或审批中的申请可以撤销"。</w:t>
+      </w:r>
+    </w:p>
+    <w:p>
+      <w:pPr>
+        <w:ind w:left="283"/>
+        <w:rPr>
+          <w:lang w:eastAsia="zh-CN"/>
+        </w:rPr>
+      </w:pPr>
+      <w:r>
+        <w:rPr>
+          <w:lang w:eastAsia="zh-CN"/>
+        </w:rPr>
+        <w:t xml:space="preserve">• </w:t>
+      </w:r>
+      <w:r>
+        <w:rPr>
+          <w:b/>
+          <w:lang w:eastAsia="zh-CN"/>
+        </w:rPr>
+        <w:t>改动：只有"普通员工"需要考勤，管理员、文员、主管、班组长都是正式工，一律免考勤</w:t>
+      </w:r>
+      <w:r>
+        <w:rPr>
+          <w:lang w:eastAsia="zh-CN"/>
+        </w:rPr>
+        <w:t>：这个系统是给临时工用的，正式工不需要打卡。以前"免考勤"要在员工管理里一个个勾，漏勾的人会被每天记旷工、出现在看板和报表里；就算勾了，报表里还是会留着这个人的一行（只是旷工和应出勤显示为 0）。现在按角色自动判断：角色不是"普通员工"的人，自动不记旷工、不发打卡提醒、不进数据看板的人数和名单、不进月度汇总表和导出的"月度考勤汇总""打卡时间表"、不进部门考勤记录列表，智能助手查异常和汇总时也不会带上他们；角色是"普通员工"但勾了"免考勤"的，处理方式相同（整行不显示）。员工管理页里"免考勤"那一项旁边加了说明。已有的历史考勤记录没有删除，只是不再显示；这些人自己打开"我的记录/我的日历"仍能看到自己的。</w:t>
       </w:r>
     </w:p>
     <w:p>

--- a/docs/变更记录/考勤系统更新日志_完整版.docx
+++ b/docs/变更记录/考勤系统更新日志_完整版.docx
@@ -97,7 +97,7 @@
           <w:sz w:val="24"/>
           <w:lang w:eastAsia="zh-CN"/>
         </w:rPr>
-        <w:t>生成日期：2026年10月7日</w:t>
+        <w:t>生成日期：2026年10月8日</w:t>
       </w:r>
     </w:p>
     <w:p>
@@ -647,6 +647,33 @@
           <w:lang w:eastAsia="zh-CN"/>
         </w:rPr>
         <w:t>：这个系统是给临时工用的，正式工不需要打卡。以前"免考勤"要在员工管理里一个个勾，漏勾的人会被每天记旷工、出现在看板和报表里；就算勾了，报表里还是会留着这个人的一行（只是旷工和应出勤显示为 0）。现在按角色自动判断：角色不是"普通员工"的人，自动不记旷工、不发打卡提醒、不进数据看板的人数和名单、不进月度汇总表和导出的"月度考勤汇总""打卡时间表"、不进部门考勤记录列表，智能助手查异常和汇总时也不会带上他们；角色是"普通员工"但勾了"免考勤"的，处理方式相同（整行不显示）。员工管理页里"免考勤"那一项旁边加了说明。已有的历史考勤记录没有删除，只是不再显示；这些人自己打开"我的记录/我的日历"仍能看到自己的。</w:t>
+      </w:r>
+    </w:p>
+    <w:p>
+      <w:pPr>
+        <w:ind w:left="283"/>
+        <w:rPr>
+          <w:lang w:eastAsia="zh-CN"/>
+        </w:rPr>
+      </w:pPr>
+      <w:r>
+        <w:rPr>
+          <w:lang w:eastAsia="zh-CN"/>
+        </w:rPr>
+        <w:t xml:space="preserve">• </w:t>
+      </w:r>
+      <w:r>
+        <w:rPr>
+          <w:b/>
+          <w:lang w:eastAsia="zh-CN"/>
+        </w:rPr>
+        <w:t>改动：用工性质按角色统一</w:t>
+      </w:r>
+      <w:r>
+        <w:rPr>
+          <w:lang w:eastAsia="zh-CN"/>
+        </w:rPr>
+        <w:t>：员工管理页、员工信息页和导出的员工名单里的"用工性质"，以前只有"管理员""文员"显示为正式工，"主管""班组长"被显示成临时工，和"只有普通员工需要考勤"对不上。现在统一为：管理员、文员、主管、班组长都是"正式工"（免考勤），只有"普通员工"是"临时工"。员工管理页角色旁的说明文字同步更新。同时，排班管理页（排班表、排班导出、"所选组全部成员"批量排班）也不再列出免考勤的正式工，他们不会再被算成"漏排班"。</w:t>
       </w:r>
     </w:p>
     <w:p>

--- a/docs/变更记录/考勤系统更新日志_完整版.docx
+++ b/docs/变更记录/考勤系统更新日志_完整版.docx
@@ -674,6 +674,59 @@
           <w:lang w:eastAsia="zh-CN"/>
         </w:rPr>
         <w:t>：员工管理页、员工信息页和导出的员工名单里的"用工性质"，以前只有"管理员""文员"显示为正式工，"主管""班组长"被显示成临时工，和"只有普通员工需要考勤"对不上。现在统一为：管理员、文员、主管、班组长都是"正式工"（免考勤），只有"普通员工"是"临时工"。员工管理页角色旁的说明文字同步更新。同时，排班管理页（排班表、排班导出、"所选组全部成员"批量排班）也不再列出免考勤的正式工，他们不会再被算成"漏排班"。</w:t>
+      </w:r>
+    </w:p>
+    <w:p>
+      <w:pPr>
+        <w:ind w:left="283"/>
+        <w:rPr>
+          <w:lang w:eastAsia="zh-CN"/>
+        </w:rPr>
+      </w:pPr>
+      <w:r>
+        <w:rPr>
+          <w:lang w:eastAsia="zh-CN"/>
+        </w:rPr>
+        <w:t xml:space="preserve">• </w:t>
+      </w:r>
+      <w:r>
+        <w:rPr>
+          <w:b/>
+          <w:lang w:eastAsia="zh-CN"/>
+        </w:rPr>
+        <w:t>优化：全系统选部门的界面重做，部门多了也好找</w:t>
+      </w:r>
+      <w:r>
+        <w:rPr>
+          <w:lang w:eastAsia="zh-CN"/>
+        </w:rPr>
+        <w:t>：以前选部门是一个很长的下拉框，部门层级只靠空格缩进，65 个部门、最深 6 层，要一个个往下翻，选完也只显示最后一级的名字（比如只看到"白班"，不知道是哪个部门的）。现在：①</w:t>
+      </w:r>
+      <w:r>
+        <w:rPr>
+          <w:b/>
+          <w:lang w:eastAsia="zh-CN"/>
+        </w:rPr>
+        <w:t>单选</w:t>
+      </w:r>
+      <w:r>
+        <w:rPr>
+          <w:lang w:eastAsia="zh-CN"/>
+        </w:rPr>
+        <w:t>的地方（员工管理的新增/编辑部门和管理范围、员工信息和总审批记录的部门筛选、部门管理的上级部门、公告的指定部门、考勤机的归属部门、排班管理的按部门筛选）改成"可搜索的树形选择器"——点开后有搜索框，输入关键字能搜到部门并显示完整路径（总公司 / 深圳GA / GA生产一部 / A线 / 白班）、关键字高亮，不搜索时是可以一层层展开收起的树（默认展开前两层和已选部门所在的路径），支持键盘 ↑↓ 选择、Enter 确定、Esc 关闭；选中后按钮上显示完整路径；手机上面板占满宽度、行高加大方便点。②</w:t>
+      </w:r>
+      <w:r>
+        <w:rPr>
+          <w:b/>
+          <w:lang w:eastAsia="zh-CN"/>
+        </w:rPr>
+        <w:t>多选</w:t>
+      </w:r>
+      <w:r>
+        <w:rPr>
+          <w:lang w:eastAsia="zh-CN"/>
+        </w:rPr>
+        <w:t>的地方（月度报表的"范围"、考勤组的"所属部门"）原来就是一棵勾选树，现在加了搜索框、"展开全部/收起全部"、"全选/清空"、"已选 N 个"，每个部门前有展开收起的小箭头，部分子部门被勾选时父部门显示"半选"状态；原来"勾大部门=连下面小部门一起勾"的规则不变。所有地方原来的功能（选完自动刷新列表、表单提交、编辑时自动带出原来的部门）都保持不变。</w:t>
       </w:r>
     </w:p>
     <w:p>

--- a/docs/变更记录/考勤系统更新日志_完整版.docx
+++ b/docs/变更记录/考勤系统更新日志_完整版.docx
@@ -727,6 +727,72 @@
           <w:lang w:eastAsia="zh-CN"/>
         </w:rPr>
         <w:t>的地方（月度报表的"范围"、考勤组的"所属部门"）原来就是一棵勾选树，现在加了搜索框、"展开全部/收起全部"、"全选/清空"、"已选 N 个"，每个部门前有展开收起的小箭头，部分子部门被勾选时父部门显示"半选"状态；原来"勾大部门=连下面小部门一起勾"的规则不变。所有地方原来的功能（选完自动刷新列表、表单提交、编辑时自动带出原来的部门）都保持不变。</w:t>
+      </w:r>
+    </w:p>
+    <w:p>
+      <w:pPr>
+        <w:ind w:left="283"/>
+        <w:rPr>
+          <w:lang w:eastAsia="zh-CN"/>
+        </w:rPr>
+      </w:pPr>
+      <w:r>
+        <w:rPr>
+          <w:lang w:eastAsia="zh-CN"/>
+        </w:rPr>
+        <w:t xml:space="preserve">• </w:t>
+      </w:r>
+      <w:r>
+        <w:rPr>
+          <w:b/>
+          <w:lang w:eastAsia="zh-CN"/>
+        </w:rPr>
+        <w:t>改动：月度报表的"模板汇总表"改名为"发薪考勤汇总表"，每天工时改成"正班 + 加班"，并新增"实际总工时"</w:t>
+      </w:r>
+      <w:r>
+        <w:rPr>
+          <w:lang w:eastAsia="zh-CN"/>
+        </w:rPr>
+        <w:t>：①按钮"导出模板汇总表"改名为"导出发薪考勤汇总表"（下载的文件名也变成"发薪考勤汇总表_起止日期.xlsx"，表头标题同步改为"发薪考勤汇总"）。②表里"考勤结果"每一天格子里的数字，以前只是正班工时，现在是</w:t>
+      </w:r>
+      <w:r>
+        <w:rPr>
+          <w:b/>
+          <w:lang w:eastAsia="zh-CN"/>
+        </w:rPr>
+        <w:t>当天的正班 + 当天的加班</w:t>
+      </w:r>
+      <w:r>
+        <w:rPr>
+          <w:lang w:eastAsia="zh-CN"/>
+        </w:rPr>
+        <w:t>。③表的最后新增一列"实际总工时(h)"（网页上的月度报表里也有），等于整段时间的正班工时加上加班总时长，</w:t>
+      </w:r>
+      <w:r>
+        <w:rPr>
+          <w:b/>
+          <w:lang w:eastAsia="zh-CN"/>
+        </w:rPr>
+        <w:t>发工资直接用它乘时薪就行</w:t>
+      </w:r>
+      <w:r>
+        <w:rPr>
+          <w:lang w:eastAsia="zh-CN"/>
+        </w:rPr>
+        <w:t>。④为了保证"正班 + 加班"不会把同一段在岗时间算两遍，正班的算法也做了统一：休息日一律不计正班（只计加班单），工作日最多算班次标准工时（没排班的人按 8 小时）；超出的部分是晚上的加班，只认加班单。这样没排班的人、以及 9 月 5/6 日这类早期"休息日既记了正班又记了加班"的旧记录，在这张表里也不会再多算。"排班说明"一列里，没排班的人会写上"没排班N天：工作日正班按8h封顶、休息日只计加班，已避免与加班重复"。原来的列顺序不变，新增的"实际总工时(h)"放在"应出勤天数"后面、"排班说明"前面。</w:t>
+      </w:r>
+      <w:r>
+        <w:rPr>
+          <w:b/>
+          <w:lang w:eastAsia="zh-CN"/>
+        </w:rPr>
+        <w:t>注意</w:t>
+      </w:r>
+      <w:r>
+        <w:rPr>
+          <w:lang w:eastAsia="zh-CN"/>
+        </w:rPr>
+        <w:t>："月度汇总"那份（自然月、不带每天格子的）没有改，它的正班工时对没排班的人仍然是旧算法。</w:t>
       </w:r>
     </w:p>
     <w:p>

--- a/docs/变更记录/考勤系统更新日志_完整版.docx
+++ b/docs/变更记录/考勤系统更新日志_完整版.docx
@@ -114,6 +114,160 @@
           <w:lang w:eastAsia="zh-CN"/>
         </w:rPr>
         <w:t>说明：这份文档记录考勤系统每次功能改动，语言尽量简单，方便非技术人员看懂；每次改动都会在最上面加一条新记录（时间倒序）。</w:t>
+      </w:r>
+    </w:p>
+    <w:p>
+      <w:pPr>
+        <w:spacing w:before="400" w:after="160"/>
+        <w:pBdr>
+          <w:bottom w:val="single" w:sz="6" w:space="4" w:color="1F4E79"/>
+        </w:pBdr>
+        <w:rPr>
+          <w:lang w:eastAsia="zh-CN"/>
+        </w:rPr>
+      </w:pPr>
+      <w:r>
+        <w:rPr>
+          <w:b/>
+          <w:color w:val="1F4E79"/>
+          <w:sz w:val="32"/>
+          <w:lang w:eastAsia="zh-CN"/>
+        </w:rPr>
+        <w:t>2026-10-08</w:t>
+      </w:r>
+    </w:p>
+    <w:p>
+      <w:pPr>
+        <w:ind w:left="283"/>
+        <w:rPr>
+          <w:lang w:eastAsia="zh-CN"/>
+        </w:rPr>
+      </w:pPr>
+      <w:r>
+        <w:rPr>
+          <w:lang w:eastAsia="zh-CN"/>
+        </w:rPr>
+        <w:t xml:space="preserve">• </w:t>
+      </w:r>
+      <w:r>
+        <w:rPr>
+          <w:b/>
+          <w:lang w:eastAsia="zh-CN"/>
+        </w:rPr>
+        <w:t>改动：发薪考勤汇总表取消"休息天数"这一列</w:t>
+      </w:r>
+      <w:r>
+        <w:rPr>
+          <w:lang w:eastAsia="zh-CN"/>
+        </w:rPr>
+        <w:t>：导出的发薪考勤汇总表和网页上的月度报表里，"请假天数"后面的"休息天数"列去掉了，后面的列整体往前挪了一格（正班工时、迟到时长……实际总工时、排班说明）。</w:t>
+      </w:r>
+      <w:r>
+        <w:rPr>
+          <w:b/>
+          <w:lang w:eastAsia="zh-CN"/>
+        </w:rPr>
+        <w:t>注意</w:t>
+      </w:r>
+      <w:r>
+        <w:rPr>
+          <w:lang w:eastAsia="zh-CN"/>
+        </w:rPr>
+        <w:t>：如果发工资那边有程序按列位置读这张表，要同步改一下位置。</w:t>
+      </w:r>
+    </w:p>
+    <w:p>
+      <w:pPr>
+        <w:ind w:left="283"/>
+        <w:rPr>
+          <w:lang w:eastAsia="zh-CN"/>
+        </w:rPr>
+      </w:pPr>
+      <w:r>
+        <w:rPr>
+          <w:lang w:eastAsia="zh-CN"/>
+        </w:rPr>
+        <w:t xml:space="preserve">• </w:t>
+      </w:r>
+      <w:r>
+        <w:rPr>
+          <w:b/>
+          <w:lang w:eastAsia="zh-CN"/>
+        </w:rPr>
+        <w:t>改动："我的记录"和"我的日历"改成按薪资周期显示，员工页面的总工时和发薪汇总表一致</w:t>
+      </w:r>
+      <w:r>
+        <w:rPr>
+          <w:lang w:eastAsia="zh-CN"/>
+        </w:rPr>
+        <w:t>：以前这两个页面按自然月（1 号到月底）显示，和发工资用的 26 号到次月 25 号对不上。现在按薪资周期显示——选"10 月"就是 9 月 26 日到 10 月 25 日，下拉框选的是周期的结束月份，进来默认是今天所在的周期。页面上的"总工时"改成"正班 + 加班"，跟发薪考勤汇总表里这个人的"实际总工时"用同一套算法，数字一定一样；实到天数、迟到次数、缺勤天数、请假天数也取自同一处。（免考勤的管理员/文员等账号没有考勤汇总，显示 0。手机端接口的月度汇总没有改。）</w:t>
+      </w:r>
+    </w:p>
+    <w:p>
+      <w:pPr>
+        <w:ind w:left="283"/>
+        <w:rPr>
+          <w:lang w:eastAsia="zh-CN"/>
+        </w:rPr>
+      </w:pPr>
+      <w:r>
+        <w:rPr>
+          <w:lang w:eastAsia="zh-CN"/>
+        </w:rPr>
+        <w:t xml:space="preserve">• </w:t>
+      </w:r>
+      <w:r>
+        <w:rPr>
+          <w:b/>
+          <w:lang w:eastAsia="zh-CN"/>
+        </w:rPr>
+        <w:t>新增：在休息日请假会被拦截</w:t>
+      </w:r>
+      <w:r>
+        <w:rPr>
+          <w:lang w:eastAsia="zh-CN"/>
+        </w:rPr>
+        <w:t>：事假、病假、年假、调休，如果选的请假时间整段都落在休息日（按这个人自己排班的每周休息日，没排班的按周六周日），提交时直接提示"全部是休息日，休息日不需要请假"，不再让单子提交上去白白走一遍审批（以前批下来也记不上任何请假）。请假区间里只要有一天是上班日就照常能提交，休息日那几天仍然不算请假。婚假、产假、丧假按自然日计算，休息日也算，不拦截。</w:t>
+      </w:r>
+    </w:p>
+    <w:p>
+      <w:pPr>
+        <w:ind w:left="283"/>
+        <w:rPr>
+          <w:lang w:eastAsia="zh-CN"/>
+        </w:rPr>
+      </w:pPr>
+      <w:r>
+        <w:rPr>
+          <w:lang w:eastAsia="zh-CN"/>
+        </w:rPr>
+        <w:t xml:space="preserve">• </w:t>
+      </w:r>
+      <w:r>
+        <w:rPr>
+          <w:b/>
+          <w:lang w:eastAsia="zh-CN"/>
+        </w:rPr>
+        <w:t>新增：员工扫码登记的岗位增加"其他"，后台新增员工的岗位和二维码选项保持一致</w:t>
+      </w:r>
+      <w:r>
+        <w:rPr>
+          <w:lang w:eastAsia="zh-CN"/>
+        </w:rPr>
+        <w:t>：扫码登记页的岗位下拉框最后加了"其他"；后台"新增员工/编辑员工"弹窗里的岗位以前是自己手填的文本框，现在改成和扫码登记页</w:t>
+      </w:r>
+      <w:r>
+        <w:rPr>
+          <w:b/>
+          <w:lang w:eastAsia="zh-CN"/>
+        </w:rPr>
+        <w:t>同一份选项</w:t>
+      </w:r>
+      <w:r>
+        <w:rPr>
+          <w:lang w:eastAsia="zh-CN"/>
+        </w:rPr>
+        <w:t>的下拉框——管理员点"确认录入"时，员工在二维码里选的岗位会原样带过来；以前手填过、不在选项里的老员工岗位，编辑时会保留显示，不会丢。</w:t>
       </w:r>
     </w:p>
     <w:p>

--- a/docs/变更记录/考勤系统更新日志_完整版.docx
+++ b/docs/变更记录/考勤系统更新日志_完整版.docx
@@ -97,7 +97,7 @@
           <w:sz w:val="24"/>
           <w:lang w:eastAsia="zh-CN"/>
         </w:rPr>
-        <w:t>生成日期：2026年10月8日</w:t>
+        <w:t>生成日期：2026年10月12日</w:t>
       </w:r>
     </w:p>
     <w:p>
@@ -114,6 +114,127 @@
           <w:lang w:eastAsia="zh-CN"/>
         </w:rPr>
         <w:t>说明：这份文档记录考勤系统每次功能改动，语言尽量简单，方便非技术人员看懂；每次改动都会在最上面加一条新记录（时间倒序）。</w:t>
+      </w:r>
+    </w:p>
+    <w:p>
+      <w:pPr>
+        <w:spacing w:before="400" w:after="160"/>
+        <w:pBdr>
+          <w:bottom w:val="single" w:sz="6" w:space="4" w:color="1F4E79"/>
+        </w:pBdr>
+        <w:rPr>
+          <w:lang w:eastAsia="zh-CN"/>
+        </w:rPr>
+      </w:pPr>
+      <w:r>
+        <w:rPr>
+          <w:b/>
+          <w:color w:val="1F4E79"/>
+          <w:sz w:val="32"/>
+          <w:lang w:eastAsia="zh-CN"/>
+        </w:rPr>
+        <w:t>2026-10-12</w:t>
+      </w:r>
+    </w:p>
+    <w:p>
+      <w:pPr>
+        <w:ind w:left="283"/>
+        <w:rPr>
+          <w:lang w:eastAsia="zh-CN"/>
+        </w:rPr>
+      </w:pPr>
+      <w:r>
+        <w:rPr>
+          <w:lang w:eastAsia="zh-CN"/>
+        </w:rPr>
+        <w:t xml:space="preserve">• </w:t>
+      </w:r>
+      <w:r>
+        <w:rPr>
+          <w:b/>
+          <w:lang w:eastAsia="zh-CN"/>
+        </w:rPr>
+        <w:t>改进：数据看板的出勤率改成"出勤 ÷ 应出勤"，不再除以全部在职人数</w:t>
+      </w:r>
+      <w:r>
+        <w:rPr>
+          <w:lang w:eastAsia="zh-CN"/>
+        </w:rPr>
+        <w:t>：以前出勤率用"已出勤人数 ÷ 全部在职需考勤的人数"，休息日、没排班、还没入职、请假的人没来也被算成"没出勤"，所以数字偏低，周末尤其明显（比如周日只有一半多的人上班，算出来只有 50% 多）。现在分母改成"应出勤"：已办入职、没有请假或节假日状态，并且今天排了班又不是休息日的人；没排班、休息日的人没来不拉低出勤率，来了照样算出勤。看板上"出勤率"卡片下面写了这个说明，"近 7 天出勤情况"表里也多了一列"应出勤"，每天按各自当天的应出勤人数算。"总人数"卡片仍是全部在职需考勤的人数，没变。</w:t>
+      </w:r>
+    </w:p>
+    <w:p>
+      <w:pPr>
+        <w:spacing w:before="400" w:after="160"/>
+        <w:pBdr>
+          <w:bottom w:val="single" w:sz="6" w:space="4" w:color="1F4E79"/>
+        </w:pBdr>
+        <w:rPr>
+          <w:lang w:eastAsia="zh-CN"/>
+        </w:rPr>
+      </w:pPr>
+      <w:r>
+        <w:rPr>
+          <w:b/>
+          <w:color w:val="1F4E79"/>
+          <w:sz w:val="32"/>
+          <w:lang w:eastAsia="zh-CN"/>
+        </w:rPr>
+        <w:t>2026-10-09</w:t>
+      </w:r>
+    </w:p>
+    <w:p>
+      <w:pPr>
+        <w:ind w:left="283"/>
+        <w:rPr>
+          <w:lang w:eastAsia="zh-CN"/>
+        </w:rPr>
+      </w:pPr>
+      <w:r>
+        <w:rPr>
+          <w:lang w:eastAsia="zh-CN"/>
+        </w:rPr>
+        <w:t xml:space="preserve">• </w:t>
+      </w:r>
+      <w:r>
+        <w:rPr>
+          <w:b/>
+          <w:lang w:eastAsia="zh-CN"/>
+        </w:rPr>
+        <w:t>改进：数据看板</w:t>
+      </w:r>
+      <w:r>
+        <w:rPr>
+          <w:lang w:eastAsia="zh-CN"/>
+        </w:rPr>
+        <w:t>：①新增"近 7 天出勤情况"表（每天的出勤、迟到、请假、旷工人数和出勤率，休息日显示"无考勤记录"），昨天的旷工能直接看到；②今日数字每 30 秒在后台悄悄更新，不再整页刷新，不会闪屏，也不会打断正在看的名单弹窗；③去掉一直是 0、没有任何数据来源的"定位异常"卡片；④点卡片弹出的名单里去掉了一直为空的"备注"列。</w:t>
+      </w:r>
+    </w:p>
+    <w:p>
+      <w:pPr>
+        <w:ind w:left="283"/>
+        <w:rPr>
+          <w:lang w:eastAsia="zh-CN"/>
+        </w:rPr>
+      </w:pPr>
+      <w:r>
+        <w:rPr>
+          <w:lang w:eastAsia="zh-CN"/>
+        </w:rPr>
+        <w:t xml:space="preserve">• </w:t>
+      </w:r>
+      <w:r>
+        <w:rPr>
+          <w:b/>
+          <w:lang w:eastAsia="zh-CN"/>
+        </w:rPr>
+        <w:t>改进："我的考勤记录""我的考勤日历"页的总工时下面的小字去掉了</w:t>
+      </w:r>
+      <w:r>
+        <w:rPr>
+          <w:lang w:eastAsia="zh-CN"/>
+        </w:rPr>
+        <w:t>。</w:t>
       </w:r>
     </w:p>
     <w:p>

--- a/docs/变更记录/考勤系统更新日志_完整版.docx
+++ b/docs/变更记录/考勤系统更新日志_完整版.docx
@@ -134,6 +134,86 @@
           <w:lang w:eastAsia="zh-CN"/>
         </w:rPr>
         <w:t>2026-10-12</w:t>
+      </w:r>
+    </w:p>
+    <w:p>
+      <w:pPr>
+        <w:ind w:left="283"/>
+        <w:rPr>
+          <w:lang w:eastAsia="zh-CN"/>
+        </w:rPr>
+      </w:pPr>
+      <w:r>
+        <w:rPr>
+          <w:lang w:eastAsia="zh-CN"/>
+        </w:rPr>
+        <w:t xml:space="preserve">• </w:t>
+      </w:r>
+      <w:r>
+        <w:rPr>
+          <w:b/>
+          <w:lang w:eastAsia="zh-CN"/>
+        </w:rPr>
+        <w:t>改进："我的记录"里午间打卡超出窗口，显示"迟到"而不是"未打卡"</w:t>
+      </w:r>
+      <w:r>
+        <w:rPr>
+          <w:lang w:eastAsia="zh-CN"/>
+        </w:rPr>
+        <w:t>：以前中午在窗口（比如 12:00–13:00）之外才打的卡，会显示成红色的"未打卡"，员工以为这次打卡没记上。现在如果窗口过去之后、下班之前打过午间卡，会显示橙色的"迟到（13:20 打卡，晚了 20 分钟）"，没打过卡的仍显示"未打卡"。</w:t>
+      </w:r>
+      <w:r>
+        <w:rPr>
+          <w:b/>
+          <w:lang w:eastAsia="zh-CN"/>
+        </w:rPr>
+        <w:t>这只是显示变了，工时的算法没变</w:t>
+      </w:r>
+      <w:r>
+        <w:rPr>
+          <w:lang w:eastAsia="zh-CN"/>
+        </w:rPr>
+        <w:t>：没在窗口内打上，当天仍然只算半天工时（鼠标放上去会有提示）。已有的历史记录也会立刻显示成"迟到"；管理员导出的"打卡时间明细"里，午间一栏也会写成"迟到 13:20"。</w:t>
+      </w:r>
+    </w:p>
+    <w:p>
+      <w:pPr>
+        <w:ind w:left="283"/>
+        <w:rPr>
+          <w:lang w:eastAsia="zh-CN"/>
+        </w:rPr>
+      </w:pPr>
+      <w:r>
+        <w:rPr>
+          <w:lang w:eastAsia="zh-CN"/>
+        </w:rPr>
+        <w:t xml:space="preserve">• </w:t>
+      </w:r>
+      <w:r>
+        <w:rPr>
+          <w:b/>
+          <w:lang w:eastAsia="zh-CN"/>
+        </w:rPr>
+        <w:t>新增：补卡可以选"午间打卡"，并且上下班补卡加了保护</w:t>
+      </w:r>
+      <w:r>
+        <w:rPr>
+          <w:lang w:eastAsia="zh-CN"/>
+        </w:rPr>
+        <w:t>：①以前补卡只能选"上班卡"或"下班卡"，中午那次打卡漏了或超出时间窗口时，员工只能二选一，审批通过后会</w:t>
+      </w:r>
+      <w:r>
+        <w:rPr>
+          <w:b/>
+          <w:lang w:eastAsia="zh-CN"/>
+        </w:rPr>
+        <w:t>把早上的上班时间或晚上的下班时间直接覆盖掉</w:t>
+      </w:r>
+      <w:r>
+        <w:rPr>
+          <w:lang w:eastAsia="zh-CN"/>
+        </w:rPr>
+        <w:t>（算出几百分钟的迟到或早退），午间还是没补上。现在补卡类型里多了"午间打卡"：审批通过后只新增一条午间打卡记录，不动上下班时间，然后重新计算午间有没有命中窗口和当天工时。午间补卡的时间必须填在班次设置的午间窗口内、并且那一段现在还没打上卡，还要夹在当天的上班卡和下班卡之间。②补上班卡：只有补的时间比现有上班时间更早才生效；补下班卡：只有比现有下班时间更晚才生效；不满足的，提交时就会提示不能提交，万一提交后情况变了，审批通过但不生效，在备注里写明"未生效"，已有的打卡不会被覆盖。③时间位置也会检查：补的上班时间不能早于前一天的下班打卡，补的下班时间不能晚于下一个上班的时间；夜班（跨天）班次按班次推算是哪一天。</w:t>
       </w:r>
     </w:p>
     <w:p>

--- a/docs/变更记录/考勤系统更新日志_完整版.docx
+++ b/docs/变更记录/考勤系统更新日志_完整版.docx
@@ -241,6 +241,33 @@
           <w:lang w:eastAsia="zh-CN"/>
         </w:rPr>
         <w:t>：以前出勤率用"已出勤人数 ÷ 全部在职需考勤的人数"，休息日、没排班、还没入职、请假的人没来也被算成"没出勤"，所以数字偏低，周末尤其明显（比如周日只有一半多的人上班，算出来只有 50% 多）。现在分母改成"应出勤"：已办入职、没有请假或节假日状态，并且今天排了班又不是休息日的人；没排班、休息日的人没来不拉低出勤率，来了照样算出勤。看板上"出勤率"卡片下面写了这个说明，"近 7 天出勤情况"表里也多了一列"应出勤"，每天按各自当天的应出勤人数算。"总人数"卡片仍是全部在职需考勤的人数，没变。</w:t>
+      </w:r>
+    </w:p>
+    <w:p>
+      <w:pPr>
+        <w:ind w:left="283"/>
+        <w:rPr>
+          <w:lang w:eastAsia="zh-CN"/>
+        </w:rPr>
+      </w:pPr>
+      <w:r>
+        <w:rPr>
+          <w:lang w:eastAsia="zh-CN"/>
+        </w:rPr>
+        <w:t xml:space="preserve">• </w:t>
+      </w:r>
+      <w:r>
+        <w:rPr>
+          <w:b/>
+          <w:lang w:eastAsia="zh-CN"/>
+        </w:rPr>
+        <w:t>改进：数据看板的出勤率不再把"晚上才上班的夜班"算进去；新增"今日出勤率明细"（按考勤组 / 按班次看）</w:t>
+      </w:r>
+      <w:r>
+        <w:rPr>
+          <w:lang w:eastAsia="zh-CN"/>
+        </w:rPr>
+        <w:t>：①以前看板只要员工今天排了班、还没打卡，就算"应该来了"，晚上 20:00 才上班的夜班同事，白天一直算"没来"，上午看板上的出勤率和"未打卡"人数都偏差很大。现在要等班次的上班时间到了才算：夜班 20:00 之前不算应出勤、也不算未打卡，到了点还没打卡才算；提前打了卡的人照样算出勤。看板上会提示"有 N 人排了班、还没到上班时间，暂不算应出勤"。近 7 天表里"今天"那一行同样处理，过去的日子不受影响。②出勤率下面新增一张"今日出勤率明细"表，可以切换"按考勤组"或"按班次"，列出每一组 / 每个班次的应出勤、出勤、还没到上班时间的人数和出勤率，随看板每 30 秒自动刷新。没排班的人没法判断该不该来，只列出勤人数、不给出勤率。</w:t>
       </w:r>
     </w:p>
     <w:p>

--- a/docs/变更记录/考勤系统更新日志_完整版.docx
+++ b/docs/变更记录/考勤系统更新日志_完整版.docx
@@ -268,6 +268,33 @@
           <w:lang w:eastAsia="zh-CN"/>
         </w:rPr>
         <w:t>：①以前看板只要员工今天排了班、还没打卡，就算"应该来了"，晚上 20:00 才上班的夜班同事，白天一直算"没来"，上午看板上的出勤率和"未打卡"人数都偏差很大。现在要等班次的上班时间到了才算：夜班 20:00 之前不算应出勤、也不算未打卡，到了点还没打卡才算；提前打了卡的人照样算出勤。看板上会提示"有 N 人排了班、还没到上班时间，暂不算应出勤"。近 7 天表里"今天"那一行同样处理，过去的日子不受影响。②出勤率下面新增一张"今日出勤率明细"表，可以切换"按考勤组"或"按班次"，列出每一组 / 每个班次的应出勤、出勤、还没到上班时间的人数和出勤率，随看板每 30 秒自动刷新。没排班的人没法判断该不该来，只列出勤人数、不给出勤率。</w:t>
+      </w:r>
+    </w:p>
+    <w:p>
+      <w:pPr>
+        <w:ind w:left="283"/>
+        <w:rPr>
+          <w:lang w:eastAsia="zh-CN"/>
+        </w:rPr>
+      </w:pPr>
+      <w:r>
+        <w:rPr>
+          <w:lang w:eastAsia="zh-CN"/>
+        </w:rPr>
+        <w:t xml:space="preserve">• </w:t>
+      </w:r>
+      <w:r>
+        <w:rPr>
+          <w:b/>
+          <w:lang w:eastAsia="zh-CN"/>
+        </w:rPr>
+        <w:t>新增："总审批记录"页加了"审批进度"</w:t>
+      </w:r>
+      <w:r>
+        <w:rPr>
+          <w:lang w:eastAsia="zh-CN"/>
+        </w:rPr>
+        <w:t>：以前想知道"还有哪些申请没审批、卡在谁手上"，只能一个个翻。现在页面上方多了一张"审批进度"表，一位审批人一行，写明他手上"现在轮到他审批"的申请有几张、排在后续级别的有几张、最早一张已经挂了几天（3 天以上标红）、最近一次登录时间（从没登录过的会写出来）；点"查看申请"能看到这位审批人手上每一张申请的单号、申请人、内容和提交时间。右上角"导出审批进度"可以导出 Excel，里面有两张表：按审批人汇总、未审批申请明细（每张申请标明现在该谁审、后续还有谁）。这张表不受上面"提交日期"限制（没审完的单子不管几个月前提交的都要列出来），只跟着部门筛选走；分公司管理员只看得到自己管理范围内员工的申请。审批流程本身没有任何变化。</w:t>
       </w:r>
     </w:p>
     <w:p>

--- a/docs/变更记录/考勤系统更新日志_完整版.docx
+++ b/docs/变更记录/考勤系统更新日志_完整版.docx
@@ -295,6 +295,33 @@
           <w:lang w:eastAsia="zh-CN"/>
         </w:rPr>
         <w:t>：以前想知道"还有哪些申请没审批、卡在谁手上"，只能一个个翻。现在页面上方多了一张"审批进度"表，一位审批人一行，写明他手上"现在轮到他审批"的申请有几张、排在后续级别的有几张、最早一张已经挂了几天（3 天以上标红）、最近一次登录时间（从没登录过的会写出来）；点"查看申请"能看到这位审批人手上每一张申请的单号、申请人、内容和提交时间。右上角"导出审批进度"可以导出 Excel，里面有两张表：按审批人汇总、未审批申请明细（每张申请标明现在该谁审、后续还有谁）。这张表不受上面"提交日期"限制（没审完的单子不管几个月前提交的都要列出来），只跟着部门筛选走；分公司管理员只看得到自己管理范围内员工的申请。审批流程本身没有任何变化。</w:t>
+      </w:r>
+    </w:p>
+    <w:p>
+      <w:pPr>
+        <w:ind w:left="283"/>
+        <w:rPr>
+          <w:lang w:eastAsia="zh-CN"/>
+        </w:rPr>
+      </w:pPr>
+      <w:r>
+        <w:rPr>
+          <w:lang w:eastAsia="zh-CN"/>
+        </w:rPr>
+        <w:t xml:space="preserve">• </w:t>
+      </w:r>
+      <w:r>
+        <w:rPr>
+          <w:b/>
+          <w:lang w:eastAsia="zh-CN"/>
+        </w:rPr>
+        <w:t>修复：上班本来就晚于午间窗口的人，上班卡被显示成"午间迟到"</w:t>
+      </w:r>
+      <w:r>
+        <w:rPr>
+          <w:lang w:eastAsia="zh-CN"/>
+        </w:rPr>
+        <w:t>：比如上午请了半天假、13:00 才来上班，当天只有 13:00 的上班卡，以前会在"午间打卡"一栏显示"迟到 13:00"，其实那是上班卡。现在午间"迟到"只认上班卡之后才打的卡，这种情况照常显示"--"（未打卡）。"我的记录"、部门考勤、打卡时间明细导出都一样。工时算法没有变。</w:t>
       </w:r>
     </w:p>
     <w:p>

--- a/docs/变更记录/考勤系统更新日志_完整版.docx
+++ b/docs/变更记录/考勤系统更新日志_完整版.docx
@@ -97,7 +97,7 @@
           <w:sz w:val="24"/>
           <w:lang w:eastAsia="zh-CN"/>
         </w:rPr>
-        <w:t>生成日期：2026年10月12日</w:t>
+        <w:t>生成日期：2026年10月13日</w:t>
       </w:r>
     </w:p>
     <w:p>
@@ -114,6 +114,53 @@
           <w:lang w:eastAsia="zh-CN"/>
         </w:rPr>
         <w:t>说明：这份文档记录考勤系统每次功能改动，语言尽量简单，方便非技术人员看懂；每次改动都会在最上面加一条新记录（时间倒序）。</w:t>
+      </w:r>
+    </w:p>
+    <w:p>
+      <w:pPr>
+        <w:spacing w:before="400" w:after="160"/>
+        <w:pBdr>
+          <w:bottom w:val="single" w:sz="6" w:space="4" w:color="1F4E79"/>
+        </w:pBdr>
+        <w:rPr>
+          <w:lang w:eastAsia="zh-CN"/>
+        </w:rPr>
+      </w:pPr>
+      <w:r>
+        <w:rPr>
+          <w:b/>
+          <w:color w:val="1F4E79"/>
+          <w:sz w:val="32"/>
+          <w:lang w:eastAsia="zh-CN"/>
+        </w:rPr>
+        <w:t>2026-10-13</w:t>
+      </w:r>
+    </w:p>
+    <w:p>
+      <w:pPr>
+        <w:ind w:left="283"/>
+        <w:rPr>
+          <w:lang w:eastAsia="zh-CN"/>
+        </w:rPr>
+      </w:pPr>
+      <w:r>
+        <w:rPr>
+          <w:lang w:eastAsia="zh-CN"/>
+        </w:rPr>
+        <w:t xml:space="preserve">• </w:t>
+      </w:r>
+      <w:r>
+        <w:rPr>
+          <w:b/>
+          <w:lang w:eastAsia="zh-CN"/>
+        </w:rPr>
+        <w:t>改进："手动补卡"页现在能做员工自己补卡能做的全部事情，并且不会再把已有的好数据覆盖掉</w:t>
+      </w:r>
+      <w:r>
+        <w:rPr>
+          <w:lang w:eastAsia="zh-CN"/>
+        </w:rPr>
+        <w:t>：以前这一页只有"上班时间""下班时间"两个框，员工漏打了中午那次卡，管理员没有对应的选项，只能把中午的时间填进上班框或下班框，结果直接覆盖了早上的上班时间或晚上的下班时间（刘育辰 10/9 的上班时间被改成 12:56、记迟到 266 分钟，就是这样来的）。现在这一页改成：①先选"补哪种卡"——上班卡 / 下班卡 / 午间打卡，再填一个时间；②补午间打卡只会新增一条午间打卡，不动上班、下班时间，随后自动重算午间命中和当天工时，时间必须落在班次的午间窗口内，并且那一段还没打上卡；③补上班卡只有比现有的更早才生效、补下班卡只有比现有的更晚才生效，不满足会直接提示原因，不会改动；④确实要改掉已有的上班/下班时间（比如原来填错了）时，勾选"强制覆盖"才可以，但补的上班时间仍不能晚于已有的下班卡、补的下班时间仍不能早于上班卡，也不能越过前一天的下班和下一个上班；⑤点"查询当前打卡记录"时，会同时显示这天的班次、午间窗口和所有原始打卡（含考勤机、补卡来源），补之前一眼看清。规则和员工自己提交补卡申请完全一致，区别只是不用审批、立即生效。</w:t>
       </w:r>
     </w:p>
     <w:p>

--- a/docs/变更记录/考勤系统更新日志_完整版.docx
+++ b/docs/变更记录/考勤系统更新日志_完整版.docx
@@ -161,6 +161,73 @@
           <w:lang w:eastAsia="zh-CN"/>
         </w:rPr>
         <w:t>：以前这一页只有"上班时间""下班时间"两个框，员工漏打了中午那次卡，管理员没有对应的选项，只能把中午的时间填进上班框或下班框，结果直接覆盖了早上的上班时间或晚上的下班时间（刘育辰 10/9 的上班时间被改成 12:56、记迟到 266 分钟，就是这样来的）。现在这一页改成：①先选"补哪种卡"——上班卡 / 下班卡 / 午间打卡，再填一个时间；②补午间打卡只会新增一条午间打卡，不动上班、下班时间，随后自动重算午间命中和当天工时，时间必须落在班次的午间窗口内，并且那一段还没打上卡；③补上班卡只有比现有的更早才生效、补下班卡只有比现有的更晚才生效，不满足会直接提示原因，不会改动；④确实要改掉已有的上班/下班时间（比如原来填错了）时，勾选"强制覆盖"才可以，但补的上班时间仍不能晚于已有的下班卡、补的下班时间仍不能早于上班卡，也不能越过前一天的下班和下一个上班；⑤点"查询当前打卡记录"时，会同时显示这天的班次、午间窗口和所有原始打卡（含考勤机、补卡来源），补之前一眼看清。规则和员工自己提交补卡申请完全一致，区别只是不用审批、立即生效。</w:t>
+      </w:r>
+    </w:p>
+    <w:p>
+      <w:pPr>
+        <w:ind w:left="283"/>
+        <w:rPr>
+          <w:lang w:eastAsia="zh-CN"/>
+        </w:rPr>
+      </w:pPr>
+      <w:r>
+        <w:rPr>
+          <w:lang w:eastAsia="zh-CN"/>
+        </w:rPr>
+        <w:t xml:space="preserve">• </w:t>
+      </w:r>
+      <w:r>
+        <w:rPr>
+          <w:b/>
+          <w:lang w:eastAsia="zh-CN"/>
+        </w:rPr>
+        <w:t>新增："手动补卡"页的补卡记录里加了"撤回"按钮</w:t>
+      </w:r>
+      <w:r>
+        <w:rPr>
+          <w:lang w:eastAsia="zh-CN"/>
+        </w:rPr>
+        <w:t>：管理员补错了卡（比如把午间那次卡当成上班卡补了、或者给错了人），以前只能再手动补一次去"改回来"，而且改回去的值未必是原来的样子。现在每次手动补卡，系统会先记下这一天补卡前的样子（上班/下班时间、状态、工时、迟到早退、午间命中），在页面下方的"补卡记录"里点这一行的"撤回"，这一天就恢复成补卡前的样子；如果这次补的是午间卡，新增的那条午间打卡也一并删掉；如果这天的记录就是这次补卡建出来的，撤回就是把它删掉。限制：①只能撤回这天最近一次、还没撤回过的补卡，这天后来又补过的要先撤回更晚的那次；②补卡之后这天的上班/下班时间又被别的操作改过的，不允许直接撤回，需要人工处理；③这个功能上线之前做的手动补卡没有"补卡前的样子"，列表里显示"旧记录，不能撤回"；④加班时长、请假等其它信息撤回时不动，备注里保留原有内容并追加一句"已撤回"。分公司管理员只能撤回自己范围内员工的补卡。</w:t>
+      </w:r>
+    </w:p>
+    <w:p>
+      <w:pPr>
+        <w:ind w:left="283"/>
+        <w:rPr>
+          <w:lang w:eastAsia="zh-CN"/>
+        </w:rPr>
+      </w:pPr>
+      <w:r>
+        <w:rPr>
+          <w:lang w:eastAsia="zh-CN"/>
+        </w:rPr>
+        <w:t xml:space="preserve">• </w:t>
+      </w:r>
+      <w:r>
+        <w:rPr>
+          <w:b/>
+          <w:lang w:eastAsia="zh-CN"/>
+        </w:rPr>
+        <w:t>新增："饭点设置"页，总部管理员可以按考勤组分别设置"不算钱"的饭点时段</w:t>
+      </w:r>
+      <w:r>
+        <w:rPr>
+          <w:lang w:eastAsia="zh-CN"/>
+        </w:rPr>
+        <w:t>：加班时长、请假时长、每天的实际工时，都是"起止时间压到饭点的部分不算，剩下的按半小时向下取整，加班不足 0.5 小时不能提交"。以前这几段饭点（中午 12:00-13:00、晚上 17:30-18:00、凌晨 00:00-01:00、早上 05:30-06:00）是写死在程序里的，所有人一样，想改只能找开发人员。现在左侧菜单"管理"下多了"饭点设置"：左边选一个考勤组，右边改它的饭点——没单独设置的考勤组仍然用上面的默认四段；总部管理员可以改每一段的开始、结束时间，也可以增加、删除时段（最多 8 段，每段最长 4 小时，不能重叠，不能跨过 0 点，跨 0 点的拆成两段），点"恢复默认"一键改回；分公司管理员和文员能看、不能改。员工提交加班申请页上的说明文字，会显示他所在考勤组的饭点。</w:t>
+      </w:r>
+      <w:r>
+        <w:rPr>
+          <w:b/>
+          <w:lang w:eastAsia="zh-CN"/>
+        </w:rPr>
+        <w:t>注意</w:t>
+      </w:r>
+      <w:r>
+        <w:rPr>
+          <w:lang w:eastAsia="zh-CN"/>
+        </w:rPr>
+        <w:t>：改了以后，只影响这个考勤组之后新提交的加班申请、新的打卡结算和重新计算；已经存好的每日工时和已批的加班时长不会自己变。</w:t>
       </w:r>
     </w:p>
     <w:p>

--- a/docs/变更记录/考勤系统更新日志_完整版.docx
+++ b/docs/变更记录/考勤系统更新日志_完整版.docx
@@ -208,13 +208,13 @@
           <w:b/>
           <w:lang w:eastAsia="zh-CN"/>
         </w:rPr>
-        <w:t>新增："饭点设置"页，总部管理员可以按考勤组分别设置"不算钱"的饭点时段</w:t>
-      </w:r>
-      <w:r>
-        <w:rPr>
-          <w:lang w:eastAsia="zh-CN"/>
-        </w:rPr>
-        <w:t>：加班时长、请假时长、每天的实际工时，都是"起止时间压到饭点的部分不算，剩下的按半小时向下取整，加班不足 0.5 小时不能提交"。以前这几段饭点（中午 12:00-13:00、晚上 17:30-18:00、凌晨 00:00-01:00、早上 05:30-06:00）是写死在程序里的，所有人一样，想改只能找开发人员。现在左侧菜单"管理"下多了"饭点设置"：左边选一个考勤组，右边改它的饭点——没单独设置的考勤组仍然用上面的默认四段；总部管理员可以改每一段的开始、结束时间，也可以增加、删除时段（最多 8 段，每段最长 4 小时，不能重叠，不能跨过 0 点，跨 0 点的拆成两段），点"恢复默认"一键改回；分公司管理员和文员能看、不能改。员工提交加班申请页上的说明文字，会显示他所在考勤组的饭点。</w:t>
+        <w:t>新增："饭点设置"页，总部管理员可以按考勤组分别设置加班申请的饭点时段</w:t>
+      </w:r>
+      <w:r>
+        <w:rPr>
+          <w:lang w:eastAsia="zh-CN"/>
+        </w:rPr>
+        <w:t>：提交加班申请时，起止时间压到"饭点"的部分不计入加班时长，剩下的按半小时向下取整，不足 0.5 小时不能提交。以前这几段饭点（中午 12:00-13:00、晚上 17:30-18:00、凌晨 00:00-01:00、早上 05:30-06:00）是写死的，所有人一样，想改只能找开发人员。现在左侧菜单"管理"下多了"饭点设置"：左边选一个考勤组，右边改它的加班饭点——没单独设置的考勤组仍然用上面的默认四段；总部管理员可以改每一段的开始、结束时间，也可以增加、删除时段（最多 8 段，每段最长 4 小时，不能重叠，不能跨过 0 点，跨 0 点的拆成两段），点"恢复默认"一键改回；分公司管理员和文员能看、不能改。员工提交加班申请页上的说明文字，会显示他所在考勤组的饭点。</w:t>
       </w:r>
       <w:r>
         <w:rPr>
@@ -227,7 +227,20 @@
         <w:rPr>
           <w:lang w:eastAsia="zh-CN"/>
         </w:rPr>
-        <w:t>：改了以后，只影响这个考勤组之后新提交的加班申请、新的打卡结算和重新计算；已经存好的每日工时和已批的加班时长不会自己变。</w:t>
+        <w:t>：①这里的饭点</w:t>
+      </w:r>
+      <w:r>
+        <w:rPr>
+          <w:b/>
+          <w:lang w:eastAsia="zh-CN"/>
+        </w:rPr>
+        <w:t>只用于加班申请</w:t>
+      </w:r>
+      <w:r>
+        <w:rPr>
+          <w:lang w:eastAsia="zh-CN"/>
+        </w:rPr>
+        <w:t>，正班的每天实际工时、请假时长不受影响，仍按默认饭点算；②改了以后，只影响这个考勤组之后新提交的加班申请和加班审批通过后的回写，已经存好的加班时长不会自己变。</w:t>
       </w:r>
     </w:p>
     <w:p>

--- a/docs/变更记录/考勤系统更新日志_完整版.docx
+++ b/docs/变更记录/考勤系统更新日志_完整版.docx
@@ -241,6 +241,46 @@
           <w:lang w:eastAsia="zh-CN"/>
         </w:rPr>
         <w:t>，正班的每天实际工时、请假时长不受影响，仍按默认饭点算；②改了以后，只影响这个考勤组之后新提交的加班申请和加班审批通过后的回写，已经存好的加班时长不会自己变。</w:t>
+      </w:r>
+    </w:p>
+    <w:p>
+      <w:pPr>
+        <w:ind w:left="283"/>
+        <w:rPr>
+          <w:lang w:eastAsia="zh-CN"/>
+        </w:rPr>
+      </w:pPr>
+      <w:r>
+        <w:rPr>
+          <w:lang w:eastAsia="zh-CN"/>
+        </w:rPr>
+        <w:t xml:space="preserve">• </w:t>
+      </w:r>
+      <w:r>
+        <w:rPr>
+          <w:b/>
+          <w:lang w:eastAsia="zh-CN"/>
+        </w:rPr>
+        <w:t>修复：打卡时间表里的"实际工时"和发薪汇总表每日工时对不上</w:t>
+      </w:r>
+      <w:r>
+        <w:rPr>
+          <w:lang w:eastAsia="zh-CN"/>
+        </w:rPr>
+        <w:t>：以前打卡时间表的"实际工时"列直接打印存库的在岗工时，没有排班的人、或班次排上之前算出来的记录，工时可以超过标准工时（比如 12 小时）；而发薪汇总表每天最多只认班次标准工时（没排班按默认 8 小时），休息日正班算 0，超出的部分只认加班申请。同一个人同一天，两张表经常差好几个小时（本周期有 467 条记录这样）。现在打卡时间表的"实际工时"也按发薪口径算（休息日 0，工作日最多算班次标准工时，半小时向下取整），并新增一列"发薪日工时(h)" = 实际工时 + 加班，和发薪汇总表每日格子是同一个数。</w:t>
+      </w:r>
+      <w:r>
+        <w:rPr>
+          <w:b/>
+          <w:lang w:eastAsia="zh-CN"/>
+        </w:rPr>
+        <w:t>注意</w:t>
+      </w:r>
+      <w:r>
+        <w:rPr>
+          <w:lang w:eastAsia="zh-CN"/>
+        </w:rPr>
+        <w:t>：数据库里存的每日工时没有改，只是这张导出表的显示按发薪口径对齐了。</w:t>
       </w:r>
     </w:p>
     <w:p>

--- a/docs/变更记录/考勤系统更新日志_完整版.docx
+++ b/docs/变更记录/考勤系统更新日志_完整版.docx
@@ -97,7 +97,7 @@
           <w:sz w:val="24"/>
           <w:lang w:eastAsia="zh-CN"/>
         </w:rPr>
-        <w:t>生成日期：2026年10月13日</w:t>
+        <w:t>生成日期：2026年10月14日</w:t>
       </w:r>
     </w:p>
     <w:p>
@@ -281,6 +281,60 @@
           <w:lang w:eastAsia="zh-CN"/>
         </w:rPr>
         <w:t>：数据库里存的每日工时没有改，只是这张导出表的显示按发薪口径对齐了。</w:t>
+      </w:r>
+    </w:p>
+    <w:p>
+      <w:pPr>
+        <w:ind w:left="283"/>
+        <w:rPr>
+          <w:lang w:eastAsia="zh-CN"/>
+        </w:rPr>
+      </w:pPr>
+      <w:r>
+        <w:rPr>
+          <w:lang w:eastAsia="zh-CN"/>
+        </w:rPr>
+        <w:t xml:space="preserve">• </w:t>
+      </w:r>
+      <w:r>
+        <w:rPr>
+          <w:b/>
+          <w:lang w:eastAsia="zh-CN"/>
+        </w:rPr>
+        <w:t>改进："手动补卡"页填补卡时间不用再选一遍日期</w:t>
+      </w:r>
+      <w:r>
+        <w:rPr>
+          <w:lang w:eastAsia="zh-CN"/>
+        </w:rPr>
+        <w:t>：以前上面已经选了"考勤日期"，下面"补的打卡时间"还要再选一遍完整的年月日和时间。现在只填钟点（如 20:05），日期直接用上面的考勤日期；夜班的下班卡、过了零点的午间卡，勾一下旁边的"第二天"就行；点过"查询当前打卡记录"、这天又是夜班班次时，补下班卡或午间卡填的钟点早于班次上班时间（比如 08:00、00:30），会自动帮你勾上"第二天"，也可以自己改。</w:t>
+      </w:r>
+    </w:p>
+    <w:p>
+      <w:pPr>
+        <w:ind w:left="283"/>
+        <w:rPr>
+          <w:lang w:eastAsia="zh-CN"/>
+        </w:rPr>
+      </w:pPr>
+      <w:r>
+        <w:rPr>
+          <w:lang w:eastAsia="zh-CN"/>
+        </w:rPr>
+        <w:t xml:space="preserve">• </w:t>
+      </w:r>
+      <w:r>
+        <w:rPr>
+          <w:b/>
+          <w:lang w:eastAsia="zh-CN"/>
+        </w:rPr>
+        <w:t>改进："手动补卡"页点"查询当前打卡记录"后，显示的内容整理成一行一项</w:t>
+      </w:r>
+      <w:r>
+        <w:rPr>
+          <w:lang w:eastAsia="zh-CN"/>
+        </w:rPr>
+        <w:t>：以前是一整段挤在一起的文字（当前记录、班次、原始打卡、备注混在一起，重复的"管理员手动补卡"备注还要读好几遍）。现在分成"当前记录 / 班次 / 原始打卡 / 午间命中 / 备注"几行；原始打卡只列这个考勤日自己的打卡（夜班再列次日中午之前的下班卡，单独标"次日"），每条写清钟点、类型和来源（考勤机、手机、补卡）；备注一条一行，重复的合并成"×2"。</w:t>
       </w:r>
     </w:p>
     <w:p>

--- a/docs/变更记录/考勤系统更新日志_完整版.docx
+++ b/docs/变更记录/考勤系统更新日志_完整版.docx
@@ -97,7 +97,7 @@
           <w:sz w:val="24"/>
           <w:lang w:eastAsia="zh-CN"/>
         </w:rPr>
-        <w:t>生成日期：2026年10月14日</w:t>
+        <w:t>生成日期：2026年10月16日</w:t>
       </w:r>
     </w:p>
     <w:p>
@@ -335,6 +335,85 @@
           <w:lang w:eastAsia="zh-CN"/>
         </w:rPr>
         <w:t>：以前是一整段挤在一起的文字（当前记录、班次、原始打卡、备注混在一起，重复的"管理员手动补卡"备注还要读好几遍）。现在分成"当前记录 / 班次 / 原始打卡 / 午间命中 / 备注"几行；原始打卡只列这个考勤日自己的打卡（夜班再列次日中午之前的下班卡，单独标"次日"），每条写清钟点、类型和来源（考勤机、手机、补卡）；备注一条一行，重复的合并成"×2"。</w:t>
+      </w:r>
+    </w:p>
+    <w:p>
+      <w:pPr>
+        <w:ind w:left="283"/>
+        <w:rPr>
+          <w:lang w:eastAsia="zh-CN"/>
+        </w:rPr>
+      </w:pPr>
+      <w:r>
+        <w:rPr>
+          <w:lang w:eastAsia="zh-CN"/>
+        </w:rPr>
+        <w:t xml:space="preserve">• </w:t>
+      </w:r>
+      <w:r>
+        <w:rPr>
+          <w:b/>
+          <w:lang w:eastAsia="zh-CN"/>
+        </w:rPr>
+        <w:t>改进：远程打卡页——先核对位置、通过才开摄像头；打卡前告诉员工"这次记为什么卡"；打卡成功后明确回显；各种异常都给出清楚的提示</w:t>
+      </w:r>
+      <w:r>
+        <w:rPr>
+          <w:lang w:eastAsia="zh-CN"/>
+        </w:rPr>
+        <w:t>：起因是员工陈贻路（10/15 20:55）打不了卡，截图里摄像头黑屏，页面上什么提示都没有，其实他离打卡点 158 米、超出了 100 米范围。现在：①</w:t>
+      </w:r>
+      <w:r>
+        <w:rPr>
+          <w:b/>
+          <w:lang w:eastAsia="zh-CN"/>
+        </w:rPr>
+        <w:t>先核对位置</w:t>
+      </w:r>
+      <w:r>
+        <w:rPr>
+          <w:lang w:eastAsia="zh-CN"/>
+        </w:rPr>
+        <w:t>：打开页面拿到定位就问服务器"在不在我考勤组的打卡范围内"；在范围内才打开摄像头、"打卡"按钮才可点；超出范围就红字写明"距最近的XX打卡点多少米，限多少米内"，摄像头不打开、按钮灰掉，走回范围内会自动恢复；②</w:t>
+      </w:r>
+      <w:r>
+        <w:rPr>
+          <w:b/>
+          <w:lang w:eastAsia="zh-CN"/>
+        </w:rPr>
+        <w:t>打卡前显示这次记为什么卡</w:t>
+      </w:r>
+      <w:r>
+        <w:rPr>
+          <w:lang w:eastAsia="zh-CN"/>
+        </w:rPr>
+        <w:t>：按钮上方写"本次打卡将记为：上班/午间/下班打卡"，并带提示——例如"现在不在午间打卡时段（00:00-01:00），这次只留识别记录，不会计入午间打卡"；上班卡被拦（比如刚打完下班卡又点了一次）会直接红字写原因、按钮灰掉，按钮上也写"打卡（记为XX卡）"；③</w:t>
+      </w:r>
+      <w:r>
+        <w:rPr>
+          <w:b/>
+          <w:lang w:eastAsia="zh-CN"/>
+        </w:rPr>
+        <w:t>打卡成功后回显</w:t>
+      </w:r>
+      <w:r>
+        <w:rPr>
+          <w:lang w:eastAsia="zh-CN"/>
+        </w:rPr>
+        <w:t>：成功提示下面列出"记成什么卡、打卡时间、距哪个打卡点多少米、考勤状态（迟到的写分钟数）"；④</w:t>
+      </w:r>
+      <w:r>
+        <w:rPr>
+          <w:b/>
+          <w:lang w:eastAsia="zh-CN"/>
+        </w:rPr>
+        <w:t>异常提示更清楚</w:t>
+      </w:r>
+      <w:r>
+        <w:rPr>
+          <w:lang w:eastAsia="zh-CN"/>
+        </w:rPr>
+        <w:t>：定位被拒绝、定位不到、定位超时分别告诉员工怎么处理；摄像头权限被拒绝、没找到摄像头、被别的程序占用、不是安全连接也分别提示；摄像头"已出画面"改成真有画面才显示，黑屏时给"重试摄像头"；原来手机上容易一闪而过的弹窗，改成页面里醒目的红字；点打卡后网络太慢、25 秒没结果，会提醒别重复点、到"我的记录"确认。真正打卡时服务器仍会再校验一遍，规则没变；核对位置、预览都不调人脸识别、不花钱。</w:t>
       </w:r>
     </w:p>
     <w:p>

--- a/docs/变更记录/考勤系统更新日志_完整版.docx
+++ b/docs/变更记录/考勤系统更新日志_完整版.docx
@@ -414,6 +414,33 @@
           <w:lang w:eastAsia="zh-CN"/>
         </w:rPr>
         <w:t>：定位被拒绝、定位不到、定位超时分别告诉员工怎么处理；摄像头权限被拒绝、没找到摄像头、被别的程序占用、不是安全连接也分别提示；摄像头"已出画面"改成真有画面才显示，黑屏时给"重试摄像头"；原来手机上容易一闪而过的弹窗，改成页面里醒目的红字；点打卡后网络太慢、25 秒没结果，会提醒别重复点、到"我的记录"确认。真正打卡时服务器仍会再校验一遍，规则没变；核对位置、预览都不调人脸识别、不花钱。</w:t>
+      </w:r>
+    </w:p>
+    <w:p>
+      <w:pPr>
+        <w:ind w:left="283"/>
+        <w:rPr>
+          <w:lang w:eastAsia="zh-CN"/>
+        </w:rPr>
+      </w:pPr>
+      <w:r>
+        <w:rPr>
+          <w:lang w:eastAsia="zh-CN"/>
+        </w:rPr>
+        <w:t xml:space="preserve">• </w:t>
+      </w:r>
+      <w:r>
+        <w:rPr>
+          <w:b/>
+          <w:lang w:eastAsia="zh-CN"/>
+        </w:rPr>
+        <w:t>修复：撤回管理员手动补卡时，补卡之后才出现的午间卡/工时被一起改回旧值</w:t>
+      </w:r>
+      <w:r>
+        <w:rPr>
+          <w:lang w:eastAsia="zh-CN"/>
+        </w:rPr>
+        <w:t>：以前撤回补卡是把补卡前存的"整套样子"（工时、午间结果）原样写回，如果补卡之后考勤机又补传了午间卡，撤回后午间卡会显示"未打"、工时少算几个小时。现在撤回只把上下班时间改回去、删掉补午间卡时新增的那条打卡，然后按这天现有的所有打卡重新算午间结果和工时。另外：管理员补午间卡时，新打卡和操作记录现在一起存，不会再出现撤回不掉的午间卡；饭点设置页保存成功的提示改成与实际一致（只影响加班申请的时长）。</w:t>
       </w:r>
     </w:p>
     <w:p>

--- a/docs/变更记录/考勤系统更新日志_完整版.docx
+++ b/docs/变更记录/考勤系统更新日志_完整版.docx
@@ -133,6 +133,132 @@
           <w:sz w:val="32"/>
           <w:lang w:eastAsia="zh-CN"/>
         </w:rPr>
+        <w:t>2026-10-16</w:t>
+      </w:r>
+    </w:p>
+    <w:p>
+      <w:pPr>
+        <w:ind w:left="283"/>
+        <w:rPr>
+          <w:lang w:eastAsia="zh-CN"/>
+        </w:rPr>
+      </w:pPr>
+      <w:r>
+        <w:rPr>
+          <w:lang w:eastAsia="zh-CN"/>
+        </w:rPr>
+        <w:t xml:space="preserve">• </w:t>
+      </w:r>
+      <w:r>
+        <w:rPr>
+          <w:b/>
+          <w:lang w:eastAsia="zh-CN"/>
+        </w:rPr>
+        <w:t>改进：远程打卡页——先核对位置、通过才开摄像头；打卡前告诉员工"这次记为什么卡"；打卡成功后明确回显；各种异常都给出清楚的提示</w:t>
+      </w:r>
+      <w:r>
+        <w:rPr>
+          <w:lang w:eastAsia="zh-CN"/>
+        </w:rPr>
+        <w:t>：起因是员工陈贻路（10/15 20:55）打不了卡，截图里摄像头黑屏，页面上什么提示都没有，其实他离打卡点 158 米、超出了 100 米范围。现在：①</w:t>
+      </w:r>
+      <w:r>
+        <w:rPr>
+          <w:b/>
+          <w:lang w:eastAsia="zh-CN"/>
+        </w:rPr>
+        <w:t>先核对位置</w:t>
+      </w:r>
+      <w:r>
+        <w:rPr>
+          <w:lang w:eastAsia="zh-CN"/>
+        </w:rPr>
+        <w:t>：打开页面拿到定位就问服务器"在不在我考勤组的打卡范围内"；在范围内才打开摄像头、"打卡"按钮才可点；超出范围就红字写明"距最近的XX打卡点多少米，限多少米内"，摄像头不打开、按钮灰掉，走回范围内会自动恢复；②</w:t>
+      </w:r>
+      <w:r>
+        <w:rPr>
+          <w:b/>
+          <w:lang w:eastAsia="zh-CN"/>
+        </w:rPr>
+        <w:t>打卡前显示这次记为什么卡</w:t>
+      </w:r>
+      <w:r>
+        <w:rPr>
+          <w:lang w:eastAsia="zh-CN"/>
+        </w:rPr>
+        <w:t>：按钮上方写"本次打卡将记为：上班/午间/下班打卡"，并带提示——例如"现在不在午间打卡时段（00:00-01:00），这次只留识别记录，不会计入午间打卡"；上班卡被拦（比如刚打完下班卡又点了一次）会直接红字写原因、按钮灰掉，按钮上也写"打卡（记为XX卡）"；③</w:t>
+      </w:r>
+      <w:r>
+        <w:rPr>
+          <w:b/>
+          <w:lang w:eastAsia="zh-CN"/>
+        </w:rPr>
+        <w:t>打卡成功后回显</w:t>
+      </w:r>
+      <w:r>
+        <w:rPr>
+          <w:lang w:eastAsia="zh-CN"/>
+        </w:rPr>
+        <w:t>：成功提示下面列出"记成什么卡、打卡时间、距哪个打卡点多少米、考勤状态（迟到的写分钟数）"；④</w:t>
+      </w:r>
+      <w:r>
+        <w:rPr>
+          <w:b/>
+          <w:lang w:eastAsia="zh-CN"/>
+        </w:rPr>
+        <w:t>异常提示更清楚</w:t>
+      </w:r>
+      <w:r>
+        <w:rPr>
+          <w:lang w:eastAsia="zh-CN"/>
+        </w:rPr>
+        <w:t>：定位被拒绝、定位不到、定位超时分别告诉员工怎么处理；摄像头权限被拒绝、没找到摄像头、被别的程序占用、不是安全连接也分别提示；摄像头"已出画面"改成真有画面才显示，黑屏时给"重试摄像头"；原来手机上容易一闪而过的弹窗，改成页面里醒目的红字；点打卡后网络太慢、25 秒没结果，会提醒别重复点、到"我的记录"确认。真正打卡时服务器仍会再校验一遍，规则没变；核对位置、预览都不调人脸识别、不花钱。</w:t>
+      </w:r>
+    </w:p>
+    <w:p>
+      <w:pPr>
+        <w:ind w:left="283"/>
+        <w:rPr>
+          <w:lang w:eastAsia="zh-CN"/>
+        </w:rPr>
+      </w:pPr>
+      <w:r>
+        <w:rPr>
+          <w:lang w:eastAsia="zh-CN"/>
+        </w:rPr>
+        <w:t xml:space="preserve">• </w:t>
+      </w:r>
+      <w:r>
+        <w:rPr>
+          <w:b/>
+          <w:lang w:eastAsia="zh-CN"/>
+        </w:rPr>
+        <w:t>修复：撤回管理员手动补卡时，补卡之后才出现的午间卡/工时被一起改回旧值</w:t>
+      </w:r>
+      <w:r>
+        <w:rPr>
+          <w:lang w:eastAsia="zh-CN"/>
+        </w:rPr>
+        <w:t>：以前撤回补卡是把补卡前存的"整套样子"（工时、午间结果）原样写回，如果补卡之后考勤机又补传了午间卡，撤回后午间卡会显示"未打"、工时少算几个小时。现在撤回只把上下班时间改回去、删掉补午间卡时新增的那条打卡，然后按这天现有的所有打卡重新算午间结果和工时。另外：管理员补午间卡时，新打卡和操作记录现在一起存，不会再出现撤回不掉的午间卡；饭点设置页保存成功的提示改成与实际一致（只影响加班申请的时长）。</w:t>
+      </w:r>
+    </w:p>
+    <w:p>
+      <w:pPr>
+        <w:spacing w:before="400" w:after="160"/>
+        <w:pBdr>
+          <w:bottom w:val="single" w:sz="6" w:space="4" w:color="1F4E79"/>
+        </w:pBdr>
+        <w:rPr>
+          <w:lang w:eastAsia="zh-CN"/>
+        </w:rPr>
+      </w:pPr>
+      <w:r>
+        <w:rPr>
+          <w:b/>
+          <w:color w:val="1F4E79"/>
+          <w:sz w:val="32"/>
+          <w:lang w:eastAsia="zh-CN"/>
+        </w:rPr>
         <w:t>2026-10-13</w:t>
       </w:r>
     </w:p>
@@ -335,112 +461,6 @@
           <w:lang w:eastAsia="zh-CN"/>
         </w:rPr>
         <w:t>：以前是一整段挤在一起的文字（当前记录、班次、原始打卡、备注混在一起，重复的"管理员手动补卡"备注还要读好几遍）。现在分成"当前记录 / 班次 / 原始打卡 / 午间命中 / 备注"几行；原始打卡只列这个考勤日自己的打卡（夜班再列次日中午之前的下班卡，单独标"次日"），每条写清钟点、类型和来源（考勤机、手机、补卡）；备注一条一行，重复的合并成"×2"。</w:t>
-      </w:r>
-    </w:p>
-    <w:p>
-      <w:pPr>
-        <w:ind w:left="283"/>
-        <w:rPr>
-          <w:lang w:eastAsia="zh-CN"/>
-        </w:rPr>
-      </w:pPr>
-      <w:r>
-        <w:rPr>
-          <w:lang w:eastAsia="zh-CN"/>
-        </w:rPr>
-        <w:t xml:space="preserve">• </w:t>
-      </w:r>
-      <w:r>
-        <w:rPr>
-          <w:b/>
-          <w:lang w:eastAsia="zh-CN"/>
-        </w:rPr>
-        <w:t>改进：远程打卡页——先核对位置、通过才开摄像头；打卡前告诉员工"这次记为什么卡"；打卡成功后明确回显；各种异常都给出清楚的提示</w:t>
-      </w:r>
-      <w:r>
-        <w:rPr>
-          <w:lang w:eastAsia="zh-CN"/>
-        </w:rPr>
-        <w:t>：起因是员工陈贻路（10/15 20:55）打不了卡，截图里摄像头黑屏，页面上什么提示都没有，其实他离打卡点 158 米、超出了 100 米范围。现在：①</w:t>
-      </w:r>
-      <w:r>
-        <w:rPr>
-          <w:b/>
-          <w:lang w:eastAsia="zh-CN"/>
-        </w:rPr>
-        <w:t>先核对位置</w:t>
-      </w:r>
-      <w:r>
-        <w:rPr>
-          <w:lang w:eastAsia="zh-CN"/>
-        </w:rPr>
-        <w:t>：打开页面拿到定位就问服务器"在不在我考勤组的打卡范围内"；在范围内才打开摄像头、"打卡"按钮才可点；超出范围就红字写明"距最近的XX打卡点多少米，限多少米内"，摄像头不打开、按钮灰掉，走回范围内会自动恢复；②</w:t>
-      </w:r>
-      <w:r>
-        <w:rPr>
-          <w:b/>
-          <w:lang w:eastAsia="zh-CN"/>
-        </w:rPr>
-        <w:t>打卡前显示这次记为什么卡</w:t>
-      </w:r>
-      <w:r>
-        <w:rPr>
-          <w:lang w:eastAsia="zh-CN"/>
-        </w:rPr>
-        <w:t>：按钮上方写"本次打卡将记为：上班/午间/下班打卡"，并带提示——例如"现在不在午间打卡时段（00:00-01:00），这次只留识别记录，不会计入午间打卡"；上班卡被拦（比如刚打完下班卡又点了一次）会直接红字写原因、按钮灰掉，按钮上也写"打卡（记为XX卡）"；③</w:t>
-      </w:r>
-      <w:r>
-        <w:rPr>
-          <w:b/>
-          <w:lang w:eastAsia="zh-CN"/>
-        </w:rPr>
-        <w:t>打卡成功后回显</w:t>
-      </w:r>
-      <w:r>
-        <w:rPr>
-          <w:lang w:eastAsia="zh-CN"/>
-        </w:rPr>
-        <w:t>：成功提示下面列出"记成什么卡、打卡时间、距哪个打卡点多少米、考勤状态（迟到的写分钟数）"；④</w:t>
-      </w:r>
-      <w:r>
-        <w:rPr>
-          <w:b/>
-          <w:lang w:eastAsia="zh-CN"/>
-        </w:rPr>
-        <w:t>异常提示更清楚</w:t>
-      </w:r>
-      <w:r>
-        <w:rPr>
-          <w:lang w:eastAsia="zh-CN"/>
-        </w:rPr>
-        <w:t>：定位被拒绝、定位不到、定位超时分别告诉员工怎么处理；摄像头权限被拒绝、没找到摄像头、被别的程序占用、不是安全连接也分别提示；摄像头"已出画面"改成真有画面才显示，黑屏时给"重试摄像头"；原来手机上容易一闪而过的弹窗，改成页面里醒目的红字；点打卡后网络太慢、25 秒没结果，会提醒别重复点、到"我的记录"确认。真正打卡时服务器仍会再校验一遍，规则没变；核对位置、预览都不调人脸识别、不花钱。</w:t>
-      </w:r>
-    </w:p>
-    <w:p>
-      <w:pPr>
-        <w:ind w:left="283"/>
-        <w:rPr>
-          <w:lang w:eastAsia="zh-CN"/>
-        </w:rPr>
-      </w:pPr>
-      <w:r>
-        <w:rPr>
-          <w:lang w:eastAsia="zh-CN"/>
-        </w:rPr>
-        <w:t xml:space="preserve">• </w:t>
-      </w:r>
-      <w:r>
-        <w:rPr>
-          <w:b/>
-          <w:lang w:eastAsia="zh-CN"/>
-        </w:rPr>
-        <w:t>修复：撤回管理员手动补卡时，补卡之后才出现的午间卡/工时被一起改回旧值</w:t>
-      </w:r>
-      <w:r>
-        <w:rPr>
-          <w:lang w:eastAsia="zh-CN"/>
-        </w:rPr>
-        <w:t>：以前撤回补卡是把补卡前存的"整套样子"（工时、午间结果）原样写回，如果补卡之后考勤机又补传了午间卡，撤回后午间卡会显示"未打"、工时少算几个小时。现在撤回只把上下班时间改回去、删掉补午间卡时新增的那条打卡，然后按这天现有的所有打卡重新算午间结果和工时。另外：管理员补午间卡时，新打卡和操作记录现在一起存，不会再出现撤回不掉的午间卡；饭点设置页保存成功的提示改成与实际一致（只影响加班申请的时长）。</w:t>
       </w:r>
     </w:p>
     <w:p>

--- a/docs/变更记录/考勤系统更新日志_完整版.docx
+++ b/docs/变更记录/考勤系统更新日志_完整版.docx
@@ -240,6 +240,87 @@
           <w:lang w:eastAsia="zh-CN"/>
         </w:rPr>
         <w:t>：以前撤回补卡是把补卡前存的"整套样子"（工时、午间结果）原样写回，如果补卡之后考勤机又补传了午间卡，撤回后午间卡会显示"未打"、工时少算几个小时。现在撤回只把上下班时间改回去、删掉补午间卡时新增的那条打卡，然后按这天现有的所有打卡重新算午间结果和工时。另外：管理员补午间卡时，新打卡和操作记录现在一起存，不会再出现撤回不掉的午间卡；饭点设置页保存成功的提示改成与实际一致（只影响加班申请的时长）。</w:t>
+      </w:r>
+    </w:p>
+    <w:p>
+      <w:pPr>
+        <w:ind w:left="283"/>
+        <w:rPr>
+          <w:lang w:eastAsia="zh-CN"/>
+        </w:rPr>
+      </w:pPr>
+      <w:r>
+        <w:rPr>
+          <w:lang w:eastAsia="zh-CN"/>
+        </w:rPr>
+        <w:t xml:space="preserve">• </w:t>
+      </w:r>
+      <w:r>
+        <w:rPr>
+          <w:b/>
+          <w:lang w:eastAsia="zh-CN"/>
+        </w:rPr>
+        <w:t>修复：发薪汇总页每行的"导出明细"只导了结束月那一个自然月</w:t>
+      </w:r>
+      <w:r>
+        <w:rPr>
+          <w:lang w:eastAsia="zh-CN"/>
+        </w:rPr>
+        <w:t>：页面默认区间是"上月 26 日～本月 25 日"，格子里有上月 26～31 日的工时，但点行末的下载图标导出的明细只有本月 1～25 日，缺了上月末尾几天。现在导出的明细跟页面上选的起止日期一致，标题和文件名也写明日期范围。</w:t>
+      </w:r>
+    </w:p>
+    <w:p>
+      <w:pPr>
+        <w:ind w:left="283"/>
+        <w:rPr>
+          <w:lang w:eastAsia="zh-CN"/>
+        </w:rPr>
+      </w:pPr>
+      <w:r>
+        <w:rPr>
+          <w:lang w:eastAsia="zh-CN"/>
+        </w:rPr>
+        <w:t xml:space="preserve">• </w:t>
+      </w:r>
+      <w:r>
+        <w:rPr>
+          <w:b/>
+          <w:lang w:eastAsia="zh-CN"/>
+        </w:rPr>
+        <w:t>修复：申请类型传了不存在的值时单子也能提交</w:t>
+      </w:r>
+      <w:r>
+        <w:rPr>
+          <w:lang w:eastAsia="zh-CN"/>
+        </w:rPr>
+        <w:t>：以前直接调接口传一个不存在的申请类型（比如 99），单子能建出来，审批通过后什么都不改，界面却显示"已通过"。现在提交时就会提示"请选择正确的申请类型"。</w:t>
+      </w:r>
+    </w:p>
+    <w:p>
+      <w:pPr>
+        <w:ind w:left="283"/>
+        <w:rPr>
+          <w:lang w:eastAsia="zh-CN"/>
+        </w:rPr>
+      </w:pPr>
+      <w:r>
+        <w:rPr>
+          <w:lang w:eastAsia="zh-CN"/>
+        </w:rPr>
+        <w:t xml:space="preserve">• </w:t>
+      </w:r>
+      <w:r>
+        <w:rPr>
+          <w:b/>
+          <w:lang w:eastAsia="zh-CN"/>
+        </w:rPr>
+        <w:t>修复：一批小问题（代码复审）</w:t>
+      </w:r>
+      <w:r>
+        <w:rPr>
+          <w:lang w:eastAsia="zh-CN"/>
+        </w:rPr>
+        <w:t>：① 确认扫码登记时，员工账号已建成、后面设置考勤机/管理范围失败，登记不再被退回"待确认"（以前会再建一次、报"工号已存在"），页面会提示去员工列表检查；② 考勤组里打卡地点只填了名称、没填全经纬度，现在保存时会明确报错，不再静默丢掉（以前员工会因"考勤组没有打卡地点"打不了卡）；③ 分公司管理员删除部门时，如果部门下还有待确认的扫码登记，现在会拦住并提示（以前这些登记会从待确认列表里消失）；④ 新建员工时工号前后的空格自动去掉（以前带空格的工号可能永远登不上）；⑤ 网页出现"系统出错了"时，现在会显示带错误编号的提示，方便按编号查日志；⑥ 考勤机命令回执里出现重复字段时，不会再让同一批其它命令的确认全部作废；⑦ 打开登录页不再计入"每分钟 20 次"的限流，只限制提交登录；⑧ 智能助手里受限管理员指定某个子部门查人/查异常时，现在真的只看这个子部门；⑨ "我已审批"列表不再把被撤销的单子算进去；⑩ 智能助手操作日志按姓名/工号搜索时，现在是在全部日志里搜，不再只在最近 500 条里找，工号也不会被当成内部编号；⑪ 补卡/撤回/审批通过后刷新月度汇总失败时，不再让操作显示成"失败"（数据已保存，汇总会自动补上）。</w:t>
       </w:r>
     </w:p>
     <w:p>

--- a/docs/变更记录/考勤系统更新日志_完整版.docx
+++ b/docs/变更记录/考勤系统更新日志_完整版.docx
@@ -321,6 +321,60 @@
           <w:lang w:eastAsia="zh-CN"/>
         </w:rPr>
         <w:t>：① 确认扫码登记时，员工账号已建成、后面设置考勤机/管理范围失败，登记不再被退回"待确认"（以前会再建一次、报"工号已存在"），页面会提示去员工列表检查；② 考勤组里打卡地点只填了名称、没填全经纬度，现在保存时会明确报错，不再静默丢掉（以前员工会因"考勤组没有打卡地点"打不了卡）；③ 分公司管理员删除部门时，如果部门下还有待确认的扫码登记，现在会拦住并提示（以前这些登记会从待确认列表里消失）；④ 新建员工时工号前后的空格自动去掉（以前带空格的工号可能永远登不上）；⑤ 网页出现"系统出错了"时，现在会显示带错误编号的提示，方便按编号查日志；⑥ 考勤机命令回执里出现重复字段时，不会再让同一批其它命令的确认全部作废；⑦ 打开登录页不再计入"每分钟 20 次"的限流，只限制提交登录；⑧ 智能助手里受限管理员指定某个子部门查人/查异常时，现在真的只看这个子部门；⑨ "我已审批"列表不再把被撤销的单子算进去；⑩ 智能助手操作日志按姓名/工号搜索时，现在是在全部日志里搜，不再只在最近 500 条里找，工号也不会被当成内部编号；⑪ 补卡/撤回/审批通过后刷新月度汇总失败时，不再让操作显示成"失败"（数据已保存，汇总会自动补上）。</w:t>
+      </w:r>
+    </w:p>
+    <w:p>
+      <w:pPr>
+        <w:ind w:left="283"/>
+        <w:rPr>
+          <w:lang w:eastAsia="zh-CN"/>
+        </w:rPr>
+      </w:pPr>
+      <w:r>
+        <w:rPr>
+          <w:lang w:eastAsia="zh-CN"/>
+        </w:rPr>
+        <w:t xml:space="preserve">• </w:t>
+      </w:r>
+      <w:r>
+        <w:rPr>
+          <w:b/>
+          <w:lang w:eastAsia="zh-CN"/>
+        </w:rPr>
+        <w:t>修复：凌晨 0～3 点重启程序后，当天的旷工/缺卡会整天漏标</w:t>
+      </w:r>
+      <w:r>
+        <w:rPr>
+          <w:lang w:eastAsia="zh-CN"/>
+        </w:rPr>
+        <w:t>：后台任务每晚 23:55 标当天的"旷工/缺卡"，次日凌晨 0～3 点还有一次"补标昨天"的补跑。以前补跑完把"上次标记日期"记成了今天，于是当天 23:55 被当成"已经标过"而跳过，第二天凌晨也不会再补，这一天没来的人就不会记旷工、只打一次卡的人不会标缺卡。现在补跑只记到昨天，当天 23:55 照常标记。（我核对过生产库的运行日志，9/21 到 10/15 每天都标记过，没有实际漏标。）</w:t>
+      </w:r>
+    </w:p>
+    <w:p>
+      <w:pPr>
+        <w:ind w:left="283"/>
+        <w:rPr>
+          <w:lang w:eastAsia="zh-CN"/>
+        </w:rPr>
+      </w:pPr>
+      <w:r>
+        <w:rPr>
+          <w:lang w:eastAsia="zh-CN"/>
+        </w:rPr>
+        <w:t xml:space="preserve">• </w:t>
+      </w:r>
+      <w:r>
+        <w:rPr>
+          <w:b/>
+          <w:lang w:eastAsia="zh-CN"/>
+        </w:rPr>
+        <w:t>修复：一批小问题（第二轮复查）</w:t>
+      </w:r>
+      <w:r>
+        <w:rPr>
+          <w:lang w:eastAsia="zh-CN"/>
+        </w:rPr>
+        <w:t>：① 通过管理接口修改员工工号时，工号前后的空格也会去掉；② 扫码自助登记页打开页面不再计入限流，只限制提交；③ 审批记录查询接口限制页码和每页条数（每页最多 200 条）；部门考勤查询接口限制日期范围（最多 93 天）。</w:t>
       </w:r>
     </w:p>
     <w:p>

--- a/docs/变更记录/考勤系统更新日志_完整版.docx
+++ b/docs/变更记录/考勤系统更新日志_完整版.docx
@@ -347,7 +347,7 @@
         <w:rPr>
           <w:lang w:eastAsia="zh-CN"/>
         </w:rPr>
-        <w:t>：后台任务每晚 23:55 标当天的"旷工/缺卡"，次日凌晨 0～3 点还有一次"补标昨天"的补跑。以前补跑完把"上次标记日期"记成了今天，于是当天 23:55 被当成"已经标过"而跳过，第二天凌晨也不会再补，这一天没来的人就不会记旷工、只打一次卡的人不会标缺卡。现在补跑只记到昨天，当天 23:55 照常标记。（我核对过生产库的运行日志，9/21 到 10/15 每天都标记过，没有实际漏标。）</w:t>
+        <w:t>：后台任务每晚 23:55 标当天的"旷工/缺卡"，次日凌晨 0～3 点还有一次"补标昨天"的补跑。以前补跑完把"上次标记日期"记成了今天，于是当天 23:55 被当成"已经标过"而跳过，第二天凌晨也不会再补，这一天没来的人就不会记旷工、只打一次卡的人不会标缺卡。现在补跑只记到昨天，当天 23:55 照常标记。（我核对过生产库的运行日志，9/21 到 10/15 每天都标记过，没有实际漏标。）另外补了一种情况：如果程序从昨晚 23:55 之前一直停到凌晨 3 点以后才重新启动（比如服务器夜里重启、早上才拉起程序），以前凌晨补跑的窗口已过、昨天会漏标；现在程序启动后会查一次昨天有没有标过旷工，没有就补标一次。</w:t>
       </w:r>
     </w:p>
     <w:p>

--- a/docs/变更记录/考勤系统更新日志_完整版.docx
+++ b/docs/变更记录/考勤系统更新日志_完整版.docx
@@ -97,7 +97,7 @@
           <w:sz w:val="24"/>
           <w:lang w:eastAsia="zh-CN"/>
         </w:rPr>
-        <w:t>生成日期：2026年10月16日</w:t>
+        <w:t>生成日期：2026年10月20日</w:t>
       </w:r>
     </w:p>
     <w:p>
@@ -114,6 +114,53 @@
           <w:lang w:eastAsia="zh-CN"/>
         </w:rPr>
         <w:t>说明：这份文档记录考勤系统每次功能改动，语言尽量简单，方便非技术人员看懂；每次改动都会在最上面加一条新记录（时间倒序）。</w:t>
+      </w:r>
+    </w:p>
+    <w:p>
+      <w:pPr>
+        <w:spacing w:before="400" w:after="160"/>
+        <w:pBdr>
+          <w:bottom w:val="single" w:sz="6" w:space="4" w:color="1F4E79"/>
+        </w:pBdr>
+        <w:rPr>
+          <w:lang w:eastAsia="zh-CN"/>
+        </w:rPr>
+      </w:pPr>
+      <w:r>
+        <w:rPr>
+          <w:b/>
+          <w:color w:val="1F4E79"/>
+          <w:sz w:val="32"/>
+          <w:lang w:eastAsia="zh-CN"/>
+        </w:rPr>
+        <w:t>2026-10-20</w:t>
+      </w:r>
+    </w:p>
+    <w:p>
+      <w:pPr>
+        <w:ind w:left="283"/>
+        <w:rPr>
+          <w:lang w:eastAsia="zh-CN"/>
+        </w:rPr>
+      </w:pPr>
+      <w:r>
+        <w:rPr>
+          <w:lang w:eastAsia="zh-CN"/>
+        </w:rPr>
+        <w:t xml:space="preserve">• </w:t>
+      </w:r>
+      <w:r>
+        <w:rPr>
+          <w:b/>
+          <w:lang w:eastAsia="zh-CN"/>
+        </w:rPr>
+        <w:t>新增：新建员工 / 确认扫码登记时可以直接排班</w:t>
+      </w:r>
+      <w:r>
+        <w:rPr>
+          <w:lang w:eastAsia="zh-CN"/>
+        </w:rPr>
+        <w:t>：以前新员工入职后，还要另外到「排班管理」里给他排班，不排的话系统只能按默认规则算他的工时和迟到早退。现在「员工管理」的新增员工和「确认录入」弹窗里，选好考勤组后多了"班次"和"排班天数"两项：班次只列出所选考勤组的班次；选了班次后，排班天数默认和这个班次现有员工已经排到的天数一样（这个班次还没人排过就默认 30 天），可以自己改；从入职日（入职日已过则从今天）起连续排这么多天。不选班次就和以前一样，不排班。如果账号建成了但排班没成功（比如没填入职日期），会在提示里说明，到「排班管理」补排即可。</w:t>
       </w:r>
     </w:p>
     <w:p>

--- a/docs/变更记录/考勤系统更新日志_完整版.docx
+++ b/docs/变更记录/考勤系统更新日志_完整版.docx
@@ -154,13 +154,40 @@
           <w:b/>
           <w:lang w:eastAsia="zh-CN"/>
         </w:rPr>
+        <w:t>新增：修改班次时可以"同时重算这个班次的历史工时"</w:t>
+      </w:r>
+      <w:r>
+        <w:rPr>
+          <w:lang w:eastAsia="zh-CN"/>
+        </w:rPr>
+        <w:t>：以前改了班次的午间必打卡窗口或上下班时间，只对以后的打卡生效，已经算好的历史记录不会跟着变，于是出现过"班次改了、历史工时还是旧的"（比如 10/12 把白班午间窗口从 11:30–12:30 改成 12:00–13:00，有些 12:30 之后打午间卡的人，历史工时被少算了 5 小时）。现在「班值排班」里编辑班次时多了一个"同时重算这个班次的历史工时"选项，可以选从哪天起（默认当前发薪周期开始，最多往前 93 天），保存后会把这个班次从那天起、上下班卡都齐的记录按新设置重算工时和午间打卡命中，并刷新对应月份的月度汇总，保存提示里会写"检查了多少条、其中多少条工时有变化"。只重算工时，不动考勤状态、迟到早退、加班和请假；出差、节假日记录跳过；重算过的记录备注里会写明"旧值→新值"。默认不勾选。</w:t>
+      </w:r>
+    </w:p>
+    <w:p>
+      <w:pPr>
+        <w:ind w:left="283"/>
+        <w:rPr>
+          <w:lang w:eastAsia="zh-CN"/>
+        </w:rPr>
+      </w:pPr>
+      <w:r>
+        <w:rPr>
+          <w:lang w:eastAsia="zh-CN"/>
+        </w:rPr>
+        <w:t xml:space="preserve">• </w:t>
+      </w:r>
+      <w:r>
+        <w:rPr>
+          <w:b/>
+          <w:lang w:eastAsia="zh-CN"/>
+        </w:rPr>
         <w:t>新增：新建员工 / 确认扫码登记时可以直接排班</w:t>
       </w:r>
       <w:r>
         <w:rPr>
           <w:lang w:eastAsia="zh-CN"/>
         </w:rPr>
-        <w:t>：以前新员工入职后，还要另外到「排班管理」里给他排班，不排的话系统只能按默认规则算他的工时和迟到早退。现在「员工管理」的新增员工和「确认录入」弹窗里，选好考勤组后多了"班次"和"排班天数"两项：班次只列出所选考勤组的班次；选了班次后，排班天数默认和这个班次现有员工已经排到的天数一样（这个班次还没人排过就默认 30 天），可以自己改；从入职日（入职日已过则从今天）起连续排这么多天。不选班次就和以前一样，不排班。如果账号建成了但排班没成功（比如没填入职日期），会在提示里说明，到「排班管理」补排即可。</w:t>
+        <w:t>：以前新员工入职后，还要另外到「排班管理」里给他排班，不排的话系统只能按默认规则算他的工时和迟到早退。现在「员工管理」的新增员工和「确认录入」弹窗里，选好考勤组后多了"班次"和"排班天数"两项：班次只列出所选考勤组的班次；选了班次后，排班天数默认和这个班次现有员工已经排到的天数一样（这个班次还没人排过就默认 30 天），可以自己改；从入职日（入职日已过则从今天）起连续排这么多天。不选班次就和以前一样，不排班。如果所选部门固定跟随了某个考勤组（保存时员工会自动归入那个组），选部门后"考勤组"会自动带成那个组，班次下拉也就能直接选了，并提示"该部门固定跟随这个考勤组"。如果账号建成了但排班没成功（比如没填入职日期），会在提示里说明，到「排班管理」补排即可。</w:t>
       </w:r>
     </w:p>
     <w:p>

--- a/docs/变更记录/考勤系统更新日志_完整版.docx
+++ b/docs/变更记录/考勤系统更新日志_完整版.docx
@@ -134,6 +134,46 @@
           <w:lang w:eastAsia="zh-CN"/>
         </w:rPr>
         <w:t>2026-10-20</w:t>
+      </w:r>
+    </w:p>
+    <w:p>
+      <w:pPr>
+        <w:ind w:left="283"/>
+        <w:rPr>
+          <w:lang w:eastAsia="zh-CN"/>
+        </w:rPr>
+      </w:pPr>
+      <w:r>
+        <w:rPr>
+          <w:lang w:eastAsia="zh-CN"/>
+        </w:rPr>
+        <w:t xml:space="preserve">• </w:t>
+      </w:r>
+      <w:r>
+        <w:rPr>
+          <w:b/>
+          <w:lang w:eastAsia="zh-CN"/>
+        </w:rPr>
+        <w:t>口径调整：午间打卡迟到 30 分钟以内不扣工时，超过 30 分钟扣半天</w:t>
+      </w:r>
+      <w:r>
+        <w:rPr>
+          <w:lang w:eastAsia="zh-CN"/>
+        </w:rPr>
+        <w:t>：以前午间必打卡窗口（比如 12:00–13:00）一结束，再打卡就算没打，只算下午的工时。现在窗口结束后 30 分钟内（比如 13:00–13:30）打的午间卡仍然算打上了，工时不扣；超过 30 分钟（13:30 之后）才算漏打，按原来的规则只算下午（扣半天）。相邻两段窗口之间，宽限不会越过下一段窗口的开始。同样适用于：考勤机同步、补卡/补午间卡（窗口结束后 30 分钟内也能补）、远程打卡页的"本次是否计入午间打卡"提示。</w:t>
+      </w:r>
+      <w:r>
+        <w:rPr>
+          <w:b/>
+          <w:lang w:eastAsia="zh-CN"/>
+        </w:rPr>
+        <w:t>注意</w:t>
+      </w:r>
+      <w:r>
+        <w:rPr>
+          <w:lang w:eastAsia="zh-CN"/>
+        </w:rPr>
+        <w:t>：这只对以后重新计算的记录生效；已经算好的历史工时不会自动变，需要在「班值排班」里编辑对应班次、勾选"同时重算这个班次的历史工时"才会按新口径更新。</w:t>
       </w:r>
     </w:p>
     <w:p>

--- a/docs/变更记录/考勤系统更新日志_完整版.docx
+++ b/docs/变更记录/考勤系统更新日志_完整版.docx
@@ -134,6 +134,46 @@
           <w:lang w:eastAsia="zh-CN"/>
         </w:rPr>
         <w:t>2026-10-20</w:t>
+      </w:r>
+    </w:p>
+    <w:p>
+      <w:pPr>
+        <w:ind w:left="283"/>
+        <w:rPr>
+          <w:lang w:eastAsia="zh-CN"/>
+        </w:rPr>
+      </w:pPr>
+      <w:r>
+        <w:rPr>
+          <w:lang w:eastAsia="zh-CN"/>
+        </w:rPr>
+        <w:t xml:space="preserve">• </w:t>
+      </w:r>
+      <w:r>
+        <w:rPr>
+          <w:b/>
+          <w:lang w:eastAsia="zh-CN"/>
+        </w:rPr>
+        <w:t>修复：夜班过了零点之后接着干的加班，被记到了后一天</w:t>
+      </w:r>
+      <w:r>
+        <w:rPr>
+          <w:lang w:eastAsia="zh-CN"/>
+        </w:rPr>
+        <w:t>：夜班（比如晚班 20:30–次日 05:30）下班后接着干的早晨加班（比如次日 06:30–09:00），以前审批通过后一律记到"加班开始时间那个日历日"，也就是后一天：后一天凭空多出一条没有打卡的记录，前一天的夜班反而没有加班。现在如果加班从上午开始、前一天排的是夜班、并且开始时间还在前一天夜班下班后 6 小时内，就记到前一天的夜班上；晚上开始的加班、下午开始的加班、白班员工的早晨加班都不受影响。</w:t>
+      </w:r>
+      <w:r>
+        <w:rPr>
+          <w:b/>
+          <w:lang w:eastAsia="zh-CN"/>
+        </w:rPr>
+        <w:t>注意</w:t>
+      </w:r>
+      <w:r>
+        <w:rPr>
+          <w:lang w:eastAsia="zh-CN"/>
+        </w:rPr>
+        <w:t>：这只管以后审批通过的加班单；9/27 起已经记错的历史记录（约 482 张）还没有订正，清单已生成，等确认后再处理。</w:t>
       </w:r>
     </w:p>
     <w:p>

--- a/docs/变更记录/考勤系统更新日志_完整版.docx
+++ b/docs/变更记录/考勤系统更新日志_完整版.docx
@@ -134,6 +134,144 @@
           <w:lang w:eastAsia="zh-CN"/>
         </w:rPr>
         <w:t>2026-10-20</w:t>
+      </w:r>
+    </w:p>
+    <w:p>
+      <w:pPr>
+        <w:ind w:left="283"/>
+        <w:rPr>
+          <w:lang w:eastAsia="zh-CN"/>
+        </w:rPr>
+      </w:pPr>
+      <w:r>
+        <w:rPr>
+          <w:lang w:eastAsia="zh-CN"/>
+        </w:rPr>
+        <w:t xml:space="preserve">• </w:t>
+      </w:r>
+      <w:r>
+        <w:rPr>
+          <w:b/>
+          <w:lang w:eastAsia="zh-CN"/>
+        </w:rPr>
+        <w:t>新增：计时工模式（成都鹰诺深圳分公司临时工）</w:t>
+      </w:r>
+      <w:r>
+        <w:rPr>
+          <w:lang w:eastAsia="zh-CN"/>
+        </w:rPr>
+        <w:t xml:space="preserve">：这个分公司的临时工没有夜班、没有加班申请，下班时间也不固定，以前按班次标准工时封顶，晚上多干的时间会被吃掉。现在「考勤组管理」里每个考勤组多了一项"计时工模式起始日"，只对填了起始日的考勤组生效（别的考勤组完全不变，起始日之前的记录也不变）。开启后：① </w:t>
+      </w:r>
+      <w:r>
+        <w:rPr>
+          <w:b/>
+          <w:lang w:eastAsia="zh-CN"/>
+        </w:rPr>
+        <w:t>工时</w:t>
+      </w:r>
+      <w:r>
+        <w:rPr>
+          <w:lang w:eastAsia="zh-CN"/>
+        </w:rPr>
+        <w:t xml:space="preserve"> = 当天最后一次下班卡 − 第一次上班卡，扣午饭 1 小时（和 12:00–13:00 重叠的部分）、晚饭 0.5 小时（和 17:30–18:00 重叠的部分），</w:t>
+      </w:r>
+      <w:r>
+        <w:rPr>
+          <w:b/>
+          <w:lang w:eastAsia="zh-CN"/>
+        </w:rPr>
+        <w:t>不按班次标准工时封顶</w:t>
+      </w:r>
+      <w:r>
+        <w:rPr>
+          <w:lang w:eastAsia="zh-CN"/>
+        </w:rPr>
+        <w:t xml:space="preserve">，早到晚走都按实际算，向下取整到 0.5 小时；② </w:t>
+      </w:r>
+      <w:r>
+        <w:rPr>
+          <w:b/>
+          <w:lang w:eastAsia="zh-CN"/>
+        </w:rPr>
+        <w:t>午间窗口漏打</w:t>
+      </w:r>
+      <w:r>
+        <w:rPr>
+          <w:lang w:eastAsia="zh-CN"/>
+        </w:rPr>
+        <w:t>：只算窗口开始之前的工时，下午不算（窗口结束后 30 分钟内打的午间卡仍算打上了）；</w:t>
+      </w:r>
+      <w:r>
+        <w:rPr>
+          <w:b/>
+          <w:lang w:eastAsia="zh-CN"/>
+        </w:rPr>
+        <w:t>没有下班卡时，当天最晚的一次打卡（包括午间卡）就是下班时间</w:t>
+      </w:r>
+      <w:r>
+        <w:rPr>
+          <w:lang w:eastAsia="zh-CN"/>
+        </w:rPr>
+        <w:t xml:space="preserve">，最晚不超过 23:59，比如只有上班卡和午间卡，就算到午间卡那一刻；只有上班卡、没有任何其他打卡，工时为 0；之后再补下班卡：补的时间要比当天现有的"下班时间"（最晚一次打卡）更晚才有效，补好后工时重新算到补的下班时间，补卡时间必须在当天 07:00–23:59 之间，不能补到第二天；③ </w:t>
+      </w:r>
+      <w:r>
+        <w:rPr>
+          <w:b/>
+          <w:lang w:eastAsia="zh-CN"/>
+        </w:rPr>
+        <w:t>没有加班、休息日、旷工、早退</w:t>
+      </w:r>
+      <w:r>
+        <w:rPr>
+          <w:lang w:eastAsia="zh-CN"/>
+        </w:rPr>
+        <w:t>：来打卡就算工时，不来就没有工时，每晚 23:55 不再给他们记旷工、不发漏打卡提醒，也不能提交加班申请（请假照常可以提）；</w:t>
+      </w:r>
+      <w:r>
+        <w:rPr>
+          <w:b/>
+          <w:lang w:eastAsia="zh-CN"/>
+        </w:rPr>
+        <w:t>上班卡照常判断迟到</w:t>
+      </w:r>
+      <w:r>
+        <w:rPr>
+          <w:lang w:eastAsia="zh-CN"/>
+        </w:rPr>
+        <w:t xml:space="preserve">（只记录迟到状态和分钟数，不影响工时，工时按实际到岗时间算）；④ </w:t>
+      </w:r>
+      <w:r>
+        <w:rPr>
+          <w:b/>
+          <w:lang w:eastAsia="zh-CN"/>
+        </w:rPr>
+        <w:t>打卡时段</w:t>
+      </w:r>
+      <w:r>
+        <w:rPr>
+          <w:lang w:eastAsia="zh-CN"/>
+        </w:rPr>
+        <w:t xml:space="preserve">：00:00–07:00 之间的打卡无效（远程打卡会提示、考勤机同步会忽略），当天 23:59 之前的下班卡有效；⑤ </w:t>
+      </w:r>
+      <w:r>
+        <w:rPr>
+          <w:b/>
+          <w:lang w:eastAsia="zh-CN"/>
+        </w:rPr>
+        <w:t>打卡类型</w:t>
+      </w:r>
+      <w:r>
+        <w:rPr>
+          <w:lang w:eastAsia="zh-CN"/>
+        </w:rPr>
+        <w:t>：当天第一次是上班卡，落在午间窗口里的是午间卡，其余每次都是下班卡并取最晚一次（以前"到了应下班前 2 小时才算下班卡"的规则对计时工不适用）；⑥ 发薪汇总表和打卡时间表里，这些人每天的格子直接是实际工时，不再封顶。午间窗口由管理员在班次里自己设置，班次的上下班时间对计时工的工时不起作用。</w:t>
+      </w:r>
+      <w:r>
+        <w:rPr>
+          <w:b/>
+          <w:lang w:eastAsia="zh-CN"/>
+        </w:rPr>
+        <w:t>需要先跑数据库迁移（新增一列），再发布代码。</w:t>
       </w:r>
     </w:p>
     <w:p>

--- a/docs/变更记录/考勤系统更新日志_完整版.docx
+++ b/docs/变更记录/考勤系统更新日志_完整版.docx
@@ -134,6 +134,33 @@
           <w:lang w:eastAsia="zh-CN"/>
         </w:rPr>
         <w:t>2026-10-20</w:t>
+      </w:r>
+    </w:p>
+    <w:p>
+      <w:pPr>
+        <w:ind w:left="283"/>
+        <w:rPr>
+          <w:lang w:eastAsia="zh-CN"/>
+        </w:rPr>
+      </w:pPr>
+      <w:r>
+        <w:rPr>
+          <w:lang w:eastAsia="zh-CN"/>
+        </w:rPr>
+        <w:t xml:space="preserve">• </w:t>
+      </w:r>
+      <w:r>
+        <w:rPr>
+          <w:b/>
+          <w:lang w:eastAsia="zh-CN"/>
+        </w:rPr>
+        <w:t>新增：月度报表可以导出"员工原始打卡记录"</w:t>
+      </w:r>
+      <w:r>
+        <w:rPr>
+          <w:lang w:eastAsia="zh-CN"/>
+        </w:rPr>
+        <w:t>：「月度报表」页的筛选区多了一个"导出员工原始打卡记录（一次打卡一行）"按钮，按当前选的起止日期和部门范围（和"导出打卡时间表"同一个范围，分公司管理员只能导自己范围内的人），导出每一次打卡的原始流水，一次打卡一行，不做合并：工号、姓名、部门、考勤组、打卡日期、星期、打卡时间（精确到秒）、打卡类型（上班/下班/午间）、来源（考勤机/手机人脸/管理员补卡）、设备或备注、打卡地址、经纬度、定位是否有效、记录是否有效、入库时间。用来核对某个人某天到底几点打了几次卡。日期按打卡发生的日历日算（起始日 00:00 到结束日 23:59:59），一次最多导 20 万条，超过会提示缩小范围。</w:t>
       </w:r>
     </w:p>
     <w:p>

--- a/docs/变更记录/考勤系统更新日志_完整版.docx
+++ b/docs/变更记录/考勤系统更新日志_完整版.docx
@@ -134,6 +134,33 @@
           <w:lang w:eastAsia="zh-CN"/>
         </w:rPr>
         <w:t>2026-10-20</w:t>
+      </w:r>
+    </w:p>
+    <w:p>
+      <w:pPr>
+        <w:ind w:left="283"/>
+        <w:rPr>
+          <w:lang w:eastAsia="zh-CN"/>
+        </w:rPr>
+      </w:pPr>
+      <w:r>
+        <w:rPr>
+          <w:lang w:eastAsia="zh-CN"/>
+        </w:rPr>
+        <w:t xml:space="preserve">• </w:t>
+      </w:r>
+      <w:r>
+        <w:rPr>
+          <w:b/>
+          <w:lang w:eastAsia="zh-CN"/>
+        </w:rPr>
+        <w:t>数据订正：成都鹰诺深圳分公司 9/25–10/19 的考勤记录按计时工规则重算</w:t>
+      </w:r>
+      <w:r>
+        <w:rPr>
+          <w:lang w:eastAsia="zh-CN"/>
+        </w:rPr>
+        <w:t>：「售后考勤组（郑州+苏州）」和「交付部考勤组」的计时工起始日从 10/20 提前到 9/25，并把这两个组 65 人（含已停用）9/25 到 10/19 共 910 个人天的记录，按当前计时工规则从原始打卡重新算了一遍（743 个人天有变化）：上班取当天最早一次有效打卡、下班取最晚一次（00:00–07:00 的打卡无效，原来记到第二天凌晨的下班时间改成当天真实的最晚打卡），工时不再按 8 小时封顶，午间窗口漏打只算窗口开始之前，加班清零，没有任何打卡的旷工记录改为正常（工时 0），迟到照常判断，补卡补出来的时间保留；这两个组 9、10 月的月度汇总表已同步刷新，「月度报表」是实时计算的，已经是新数据。重算前已备份数据库。</w:t>
       </w:r>
     </w:p>
     <w:p>

--- a/docs/变更记录/考勤系统更新日志_完整版.docx
+++ b/docs/变更记录/考勤系统更新日志_完整版.docx
@@ -134,6 +134,72 @@
           <w:lang w:eastAsia="zh-CN"/>
         </w:rPr>
         <w:t>2026-10-20</w:t>
+      </w:r>
+    </w:p>
+    <w:p>
+      <w:pPr>
+        <w:ind w:left="283"/>
+        <w:rPr>
+          <w:lang w:eastAsia="zh-CN"/>
+        </w:rPr>
+      </w:pPr>
+      <w:r>
+        <w:rPr>
+          <w:lang w:eastAsia="zh-CN"/>
+        </w:rPr>
+        <w:t xml:space="preserve">• </w:t>
+      </w:r>
+      <w:r>
+        <w:rPr>
+          <w:b/>
+          <w:lang w:eastAsia="zh-CN"/>
+        </w:rPr>
+        <w:t>口径调整：夜班加班可以提前一天提交；过了加班当天不能事后补报</w:t>
+      </w:r>
+      <w:r>
+        <w:rPr>
+          <w:lang w:eastAsia="zh-CN"/>
+        </w:rPr>
+        <w:t xml:space="preserve">：以前所有加班申请都只能在加班当天 24 点前提交，夜班员工周五晚上上班时，没法把周六晚上的加班先交了。现在：① </w:t>
+      </w:r>
+      <w:r>
+        <w:rPr>
+          <w:b/>
+          <w:lang w:eastAsia="zh-CN"/>
+        </w:rPr>
+        <w:t>白班</w:t>
+      </w:r>
+      <w:r>
+        <w:rPr>
+          <w:lang w:eastAsia="zh-CN"/>
+        </w:rPr>
+        <w:t xml:space="preserve">：加班当天 0 点到 24 点之间提交（和以前一样）；② </w:t>
+      </w:r>
+      <w:r>
+        <w:rPr>
+          <w:b/>
+          <w:lang w:eastAsia="zh-CN"/>
+        </w:rPr>
+        <w:t>夜班</w:t>
+      </w:r>
+      <w:r>
+        <w:rPr>
+          <w:lang w:eastAsia="zh-CN"/>
+        </w:rPr>
+        <w:t xml:space="preserve">（加班开始那天排的是跨天班次；那天没有排班，就看前一天排的班次是不是跨天班次）：可以从加班前一天 0 点起提交，比如周五起就能提交"周六 20:00～周日 08:00"的加班，最晚还是加班当天 24 点前；③ </w:t>
+      </w:r>
+      <w:r>
+        <w:rPr>
+          <w:b/>
+          <w:lang w:eastAsia="zh-CN"/>
+        </w:rPr>
+        <w:t>不能事后补报</w:t>
+      </w:r>
+      <w:r>
+        <w:rPr>
+          <w:lang w:eastAsia="zh-CN"/>
+        </w:rPr>
+        <w:t>：加班当天 24 点过了就不能再交；④ 提交页的日期限制、提示文字同步更新，加班结束时间最晚能选到"开始日期的第二天 24 点前"。没变的规则：单次加班不超过 24 小时、工作日加班时间不能和班次上下班时间重叠（提前提交的也一样检查）、同一时间段不能重复提交、计时工不能申请加班。</w:t>
       </w:r>
     </w:p>
     <w:p>

--- a/docs/变更记录/考勤系统更新日志_完整版.docx
+++ b/docs/变更记录/考勤系统更新日志_完整版.docx
@@ -134,6 +134,85 @@
           <w:lang w:eastAsia="zh-CN"/>
         </w:rPr>
         <w:t>2026-10-20</w:t>
+      </w:r>
+    </w:p>
+    <w:p>
+      <w:pPr>
+        <w:ind w:left="283"/>
+        <w:rPr>
+          <w:lang w:eastAsia="zh-CN"/>
+        </w:rPr>
+      </w:pPr>
+      <w:r>
+        <w:rPr>
+          <w:lang w:eastAsia="zh-CN"/>
+        </w:rPr>
+        <w:t xml:space="preserve">• </w:t>
+      </w:r>
+      <w:r>
+        <w:rPr>
+          <w:b/>
+          <w:lang w:eastAsia="zh-CN"/>
+        </w:rPr>
+        <w:t>修复：计时工请假当天，各条路径算出的工时不一致；月度汇总和发薪表口径对齐；原始打卡导出补全</w:t>
+      </w:r>
+      <w:r>
+        <w:rPr>
+          <w:lang w:eastAsia="zh-CN"/>
+        </w:rPr>
+        <w:t>：① 计时工请了假（比如请 2 小时）、当天又有完整打卡（08:25 / 12:20 / 18:10 / 21:30）时，以前"考勤机直接同步"算 11.5 小时，但请假审批通过、补卡审批通过、管理员补卡、远程打卡下班卡、修改班次重算这几条路径会把工时按"标准工时 − 请假小时"封顶，同样的打卡可能掉到 6 小时（更常见的情况：白天用考勤机算出 11.5，请假审批通过后重算掉成 6）。现在所有路径统一：</w:t>
+      </w:r>
+      <w:r>
+        <w:rPr>
+          <w:b/>
+          <w:lang w:eastAsia="zh-CN"/>
+        </w:rPr>
+        <w:t>计时工的工时就是实际打卡时长，不再因请假封顶</w:t>
+      </w:r>
+      <w:r>
+        <w:rPr>
+          <w:lang w:eastAsia="zh-CN"/>
+        </w:rPr>
+        <w:t xml:space="preserve">（请假小时照常记录在请假里）；普通考勤组不变，仍按"标准工时 − 请假小时"封顶。另外计时工只有上班卡、没有下班卡的半天假，不再按"上班卡到请假开始"估算工时（计时工规则本来就是只有上班卡工时为 0）。② </w:t>
+      </w:r>
+      <w:r>
+        <w:rPr>
+          <w:b/>
+          <w:lang w:eastAsia="zh-CN"/>
+        </w:rPr>
+        <w:t>月度汇总</w:t>
+      </w:r>
+      <w:r>
+        <w:rPr>
+          <w:lang w:eastAsia="zh-CN"/>
+        </w:rPr>
+        <w:t xml:space="preserve">：计时工在班次配置的休息日来上班，现在也算出勤（以前月度汇总不算、发薪表算 1 天）；计时工只打了一次卡的日子不再算"缺卡"（计时工没有缺卡）。两张表的天数对上了，不影响工时和工资。③ </w:t>
+      </w:r>
+      <w:r>
+        <w:rPr>
+          <w:b/>
+          <w:lang w:eastAsia="zh-CN"/>
+        </w:rPr>
+        <w:t>导出员工原始打卡记录</w:t>
+      </w:r>
+      <w:r>
+        <w:rPr>
+          <w:lang w:eastAsia="zh-CN"/>
+        </w:rPr>
+        <w:t>：以前只导在职员工，这段时间里离职的人导不出来，现在和"导出打卡时间表"一样，取"在职 + 这段时间里有打卡记录的人"；员工补卡审批通过写入的打卡，"来源"列以前显示"其他"，现在显示"员工补卡"。</w:t>
+      </w:r>
+      <w:r>
+        <w:rPr>
+          <w:b/>
+          <w:lang w:eastAsia="zh-CN"/>
+        </w:rPr>
+        <w:t>提醒</w:t>
+      </w:r>
+      <w:r>
+        <w:rPr>
+          <w:lang w:eastAsia="zh-CN"/>
+        </w:rPr>
+        <w:t>：这是改以后重新结算的记录，已经算好的历史计时工请假日不会自动变，如果有，需要再走一次重算。</w:t>
       </w:r>
     </w:p>
     <w:p>

--- a/docs/变更记录/考勤系统更新日志_完整版.docx
+++ b/docs/变更记录/考勤系统更新日志_完整版.docx
@@ -97,7 +97,7 @@
           <w:sz w:val="24"/>
           <w:lang w:eastAsia="zh-CN"/>
         </w:rPr>
-        <w:t>生成日期：2026年10月20日</w:t>
+        <w:t>生成日期：2026年10月21日</w:t>
       </w:r>
     </w:p>
     <w:p>
@@ -114,6 +114,170 @@
           <w:lang w:eastAsia="zh-CN"/>
         </w:rPr>
         <w:t>说明：这份文档记录考勤系统每次功能改动，语言尽量简单，方便非技术人员看懂；每次改动都会在最上面加一条新记录（时间倒序）。</w:t>
+      </w:r>
+    </w:p>
+    <w:p>
+      <w:pPr>
+        <w:spacing w:before="400" w:after="160"/>
+        <w:pBdr>
+          <w:bottom w:val="single" w:sz="6" w:space="4" w:color="1F4E79"/>
+        </w:pBdr>
+        <w:rPr>
+          <w:lang w:eastAsia="zh-CN"/>
+        </w:rPr>
+      </w:pPr>
+      <w:r>
+        <w:rPr>
+          <w:b/>
+          <w:color w:val="1F4E79"/>
+          <w:sz w:val="32"/>
+          <w:lang w:eastAsia="zh-CN"/>
+        </w:rPr>
+        <w:t>2026-10-21</w:t>
+      </w:r>
+    </w:p>
+    <w:p>
+      <w:pPr>
+        <w:ind w:left="283"/>
+        <w:rPr>
+          <w:lang w:eastAsia="zh-CN"/>
+        </w:rPr>
+      </w:pPr>
+      <w:r>
+        <w:rPr>
+          <w:lang w:eastAsia="zh-CN"/>
+        </w:rPr>
+        <w:t xml:space="preserve">• </w:t>
+      </w:r>
+      <w:r>
+        <w:rPr>
+          <w:b/>
+          <w:lang w:eastAsia="zh-CN"/>
+        </w:rPr>
+        <w:t>新增：计时工模式支持夜班（售后考勤组加夜班）</w:t>
+      </w:r>
+      <w:r>
+        <w:rPr>
+          <w:lang w:eastAsia="zh-CN"/>
+        </w:rPr>
+        <w:t>：计时工原来没有夜班、00:00–07:00 的打卡一律无效，所以不能在计时工考勤组里排夜班。现在</w:t>
+      </w:r>
+      <w:r>
+        <w:rPr>
+          <w:b/>
+          <w:lang w:eastAsia="zh-CN"/>
+        </w:rPr>
+        <w:t>排的是跨天班次（夜班）的计时工</w:t>
+      </w:r>
+      <w:r>
+        <w:rPr>
+          <w:lang w:eastAsia="zh-CN"/>
+        </w:rPr>
+        <w:t xml:space="preserve">按下面的规则算，白班计时工的规则完全不变：① </w:t>
+      </w:r>
+      <w:r>
+        <w:rPr>
+          <w:b/>
+          <w:lang w:eastAsia="zh-CN"/>
+        </w:rPr>
+        <w:t>有效打卡时间</w:t>
+      </w:r>
+      <w:r>
+        <w:rPr>
+          <w:lang w:eastAsia="zh-CN"/>
+        </w:rPr>
+        <w:t xml:space="preserve">：上班日 19:00 到次日 10:00，次日早上的下班卡归"上班那天"（不会变成第二天的上班卡）；夜班员工在上班日 19:00 之前、次日 10:00 之后的打卡无效（远程打卡会提示有效时间，考勤机同步会忽略）；② </w:t>
+      </w:r>
+      <w:r>
+        <w:rPr>
+          <w:b/>
+          <w:lang w:eastAsia="zh-CN"/>
+        </w:rPr>
+        <w:t>工时</w:t>
+      </w:r>
+      <w:r>
+        <w:rPr>
+          <w:lang w:eastAsia="zh-CN"/>
+        </w:rPr>
+        <w:t xml:space="preserve"> = 最后一次打卡 − 第一次打卡，</w:t>
+      </w:r>
+      <w:r>
+        <w:rPr>
+          <w:b/>
+          <w:lang w:eastAsia="zh-CN"/>
+        </w:rPr>
+        <w:t>只扣次日 00:00–01:00 这一个小时的饭</w:t>
+      </w:r>
+      <w:r>
+        <w:rPr>
+          <w:lang w:eastAsia="zh-CN"/>
+        </w:rPr>
+        <w:t xml:space="preserve">（不再扣白班的午饭晚饭，也不扣系统默认的 05:30–06:00），不封顶，下班卡最晚算到次日 10:00，之后的时间不计入；向下取整到 0.5 小时；③ </w:t>
+      </w:r>
+      <w:r>
+        <w:rPr>
+          <w:b/>
+          <w:lang w:eastAsia="zh-CN"/>
+        </w:rPr>
+        <w:t>迟到</w:t>
+      </w:r>
+      <w:r>
+        <w:rPr>
+          <w:lang w:eastAsia="zh-CN"/>
+        </w:rPr>
+        <w:t>：上班卡晚于班次上班时间（容忍 5 分钟）照常记迟到，只记录不影响工时；</w:t>
+      </w:r>
+      <w:r>
+        <w:rPr>
+          <w:b/>
+          <w:lang w:eastAsia="zh-CN"/>
+        </w:rPr>
+        <w:t>没有加班、早退、缺卡、旷工</w:t>
+      </w:r>
+      <w:r>
+        <w:rPr>
+          <w:lang w:eastAsia="zh-CN"/>
+        </w:rPr>
+        <w:t xml:space="preserve">，和白班计时工一样；④ </w:t>
+      </w:r>
+      <w:r>
+        <w:rPr>
+          <w:b/>
+          <w:lang w:eastAsia="zh-CN"/>
+        </w:rPr>
+        <w:t>补卡</w:t>
+      </w:r>
+      <w:r>
+        <w:rPr>
+          <w:lang w:eastAsia="zh-CN"/>
+        </w:rPr>
+        <w:t xml:space="preserve">：夜班计时工补的时间必须在上班日 19:00 到次日 10:00 之间；⑤ </w:t>
+      </w:r>
+      <w:r>
+        <w:rPr>
+          <w:b/>
+          <w:lang w:eastAsia="zh-CN"/>
+        </w:rPr>
+        <w:t>午间窗口</w:t>
+      </w:r>
+      <w:r>
+        <w:rPr>
+          <w:lang w:eastAsia="zh-CN"/>
+        </w:rPr>
+        <w:t>可以给夜班班次配（比如 00:00–01:00，窗口结束后 30 分钟内打卡仍算打上）：打上了正常算；漏打按计时工统一规则，只算窗口开始之前的工时（比如 00:00 的窗口漏打，只算到 00:00）。使用时在「班值排班」里给售后考勤组建一个跨天班次（20:00–次日 08:00，配好午间窗口），再给夜班员工排上即可。</w:t>
+      </w:r>
+      <w:r>
+        <w:rPr>
+          <w:b/>
+          <w:lang w:eastAsia="zh-CN"/>
+        </w:rPr>
+        <w:t>注意</w:t>
+      </w:r>
+      <w:r>
+        <w:rPr>
+          <w:lang w:eastAsia="zh-CN"/>
+        </w:rPr>
+        <w:t>：这是以后新打的卡按新规则算；"计时工历史重建"这个一次性维护工具仍只按白班日历日处理，不适用于夜班。</w:t>
       </w:r>
     </w:p>
     <w:p>

--- a/docs/变更记录/考勤系统更新日志_完整版.docx
+++ b/docs/变更记录/考勤系统更新日志_完整版.docx
@@ -206,13 +206,13 @@
           <w:b/>
           <w:lang w:eastAsia="zh-CN"/>
         </w:rPr>
-        <w:t>只扣次日 00:00–01:00 这一个小时的饭</w:t>
-      </w:r>
-      <w:r>
-        <w:rPr>
-          <w:lang w:eastAsia="zh-CN"/>
-        </w:rPr>
-        <w:t xml:space="preserve">（不再扣白班的午饭晚饭，也不扣系统默认的 05:30–06:00），不封顶，下班卡最晚算到次日 10:00，之后的时间不计入；向下取整到 0.5 小时；③ </w:t>
+        <w:t>扣次日 00:00–01:00（1 小时）和 05:30–06:00（0.5 小时）两段饭</w:t>
+      </w:r>
+      <w:r>
+        <w:rPr>
+          <w:lang w:eastAsia="zh-CN"/>
+        </w:rPr>
+        <w:t xml:space="preserve">（不再扣白班的午饭晚饭），不封顶，下班卡最晚算到次日 10:00，之后的时间不计入；向下取整到 0.5 小时；③ </w:t>
       </w:r>
       <w:r>
         <w:rPr>

--- a/docs/变更记录/考勤系统更新日志_完整版.docx
+++ b/docs/变更记录/考勤系统更新日志_完整版.docx
@@ -154,6 +154,152 @@
           <w:b/>
           <w:lang w:eastAsia="zh-CN"/>
         </w:rPr>
+        <w:t>修复：加班不再依赖"排班有没有及时排上"，排班晚了/没排也不会把工时算重</w:t>
+      </w:r>
+      <w:r>
+        <w:rPr>
+          <w:lang w:eastAsia="zh-CN"/>
+        </w:rPr>
+        <w:t xml:space="preserve">：朱志方、张广德等人 10/1–10/5 提交的 08:30 开始的整天加班单，因为提交时他们还没排班，系统"加班不能和班次重叠"的检查被整个跳过，批准后同一段在岗时间既记了 8 小时正班、又记了整天加班（每天合计 18–20 小时）。现在：① </w:t>
+      </w:r>
+      <w:r>
+        <w:rPr>
+          <w:b/>
+          <w:lang w:eastAsia="zh-CN"/>
+        </w:rPr>
+        <w:t>没排班也会检查</w:t>
+      </w:r>
+      <w:r>
+        <w:rPr>
+          <w:lang w:eastAsia="zh-CN"/>
+        </w:rPr>
+        <w:t xml:space="preserve">：员工那天没排班时，系统用他所在考勤组"最常用的日班"来检查加班会不会和上班时间重叠（没有考勤组、或组里没有日班的人才不检查）；② </w:t>
+      </w:r>
+      <w:r>
+        <w:rPr>
+          <w:b/>
+          <w:lang w:eastAsia="zh-CN"/>
+        </w:rPr>
+        <w:t>加班只记班次上下班时间之外的部分</w:t>
+      </w:r>
+      <w:r>
+        <w:rPr>
+          <w:lang w:eastAsia="zh-CN"/>
+        </w:rPr>
+        <w:t xml:space="preserve">：已批准的加班单回写考勤时，工作日的加班会扣掉和班次重叠的时间再算（休息日整段算）；③ </w:t>
+      </w:r>
+      <w:r>
+        <w:rPr>
+          <w:b/>
+          <w:lang w:eastAsia="zh-CN"/>
+        </w:rPr>
+        <w:t>补排班后自动对账</w:t>
+      </w:r>
+      <w:r>
+        <w:rPr>
+          <w:lang w:eastAsia="zh-CN"/>
+        </w:rPr>
+        <w:t>：在「排班管理」里给员工排班或改了班次后，系统会把这段日期里已经批准的加班单重新对一遍班次，记多了的自动改小并在备注里写明（只减不增）。</w:t>
+      </w:r>
+      <w:r>
+        <w:rPr>
+          <w:b/>
+          <w:lang w:eastAsia="zh-CN"/>
+        </w:rPr>
+        <w:t>注意</w:t>
+      </w:r>
+      <w:r>
+        <w:rPr>
+          <w:lang w:eastAsia="zh-CN"/>
+        </w:rPr>
+        <w:t>：这是以后的数据；已经批准、已经算重的历史加班（10/1–10/5 等）还没有订正，需要先出清单、确认口径后再改。</w:t>
+      </w:r>
+    </w:p>
+    <w:p>
+      <w:pPr>
+        <w:ind w:left="283"/>
+        <w:rPr>
+          <w:lang w:eastAsia="zh-CN"/>
+        </w:rPr>
+      </w:pPr>
+      <w:r>
+        <w:rPr>
+          <w:lang w:eastAsia="zh-CN"/>
+        </w:rPr>
+        <w:t xml:space="preserve">• </w:t>
+      </w:r>
+      <w:r>
+        <w:rPr>
+          <w:b/>
+          <w:lang w:eastAsia="zh-CN"/>
+        </w:rPr>
+        <w:t>新增：月度报表可以指定人员导出</w:t>
+      </w:r>
+      <w:r>
+        <w:rPr>
+          <w:lang w:eastAsia="zh-CN"/>
+        </w:rPr>
+        <w:t>：「月度报表」页新增"指定人员"输入框，填姓名或工号（多个用逗号、空格或顿号隔开，重名的人会全部带上）后，下方表格以及"导出发薪考勤汇总表""导出打卡时间表""导出员工原始打卡记录"三个导出都只包含这些人，不用再整个部门一起导；填了找不到的名字，页面会提示、导出会报错而不是悄悄导出所有人。仍受上面的日期和部门范围限制，分公司管理员只能导自己范围内的人。</w:t>
+      </w:r>
+    </w:p>
+    <w:p>
+      <w:pPr>
+        <w:ind w:left="283"/>
+        <w:rPr>
+          <w:lang w:eastAsia="zh-CN"/>
+        </w:rPr>
+      </w:pPr>
+      <w:r>
+        <w:rPr>
+          <w:lang w:eastAsia="zh-CN"/>
+        </w:rPr>
+        <w:t xml:space="preserve">• </w:t>
+      </w:r>
+      <w:r>
+        <w:rPr>
+          <w:b/>
+          <w:lang w:eastAsia="zh-CN"/>
+        </w:rPr>
+        <w:t>新增：员工记录查询页</w:t>
+      </w:r>
+      <w:r>
+        <w:rPr>
+          <w:lang w:eastAsia="zh-CN"/>
+        </w:rPr>
+        <w:t>：左侧菜单新增「员工记录查询」，输入员工姓名（或工号）就列出所有同名的人，点一个就能在一页看到：基本信息（部门、考勤组、计时工起始日、入职日、直属上级、绑定的考勤机）、</w:t>
+      </w:r>
+      <w:r>
+        <w:rPr>
+          <w:b/>
+          <w:lang w:eastAsia="zh-CN"/>
+        </w:rPr>
+        <w:t>排班</w:t>
+      </w:r>
+      <w:r>
+        <w:rPr>
+          <w:lang w:eastAsia="zh-CN"/>
+        </w:rPr>
+        <w:t>（今天前 14 天到后 45 天，哪天没排班标红）、考勤记录（上下班、工时、加班、请假、状态、迟到、午间窗口、备注，没排班的日子标黄）、原始打卡（来源、地址）和审批单；页面顶部还会把异常直接标出来：没有考勤组、今天起没有排班或排班快到期、有打卡但当天没排班的日子、旷工、频繁迟到、很久没打卡。默认看最近 30 天，起止日期可改。</w:t>
+      </w:r>
+    </w:p>
+    <w:p>
+      <w:pPr>
+        <w:ind w:left="283"/>
+        <w:rPr>
+          <w:lang w:eastAsia="zh-CN"/>
+        </w:rPr>
+      </w:pPr>
+      <w:r>
+        <w:rPr>
+          <w:lang w:eastAsia="zh-CN"/>
+        </w:rPr>
+        <w:t xml:space="preserve">• </w:t>
+      </w:r>
+      <w:r>
+        <w:rPr>
+          <w:b/>
+          <w:lang w:eastAsia="zh-CN"/>
+        </w:rPr>
         <w:t>新增：计时工模式支持夜班（售后考勤组加夜班）</w:t>
       </w:r>
       <w:r>
@@ -186,7 +332,20 @@
         <w:rPr>
           <w:lang w:eastAsia="zh-CN"/>
         </w:rPr>
-        <w:t xml:space="preserve">：上班日 19:00 到次日 10:00，次日早上的下班卡归"上班那天"（不会变成第二天的上班卡）；夜班员工在上班日 19:00 之前、次日 10:00 之后的打卡无效（远程打卡会提示有效时间，考勤机同步会忽略）；② </w:t>
+        <w:t>：上班日 19:00 到次日 10:00，次日早上的下班卡归"上班那天"（不会变成第二天的上班卡），</w:t>
+      </w:r>
+      <w:r>
+        <w:rPr>
+          <w:b/>
+          <w:lang w:eastAsia="zh-CN"/>
+        </w:rPr>
+        <w:t>前提是前一天确实打过夜班的上班卡</w:t>
+      </w:r>
+      <w:r>
+        <w:rPr>
+          <w:lang w:eastAsia="zh-CN"/>
+        </w:rPr>
+        <w:t xml:space="preserve">——夜班周换白班周时，中间那天虽然还挂着夜班、人没来，第二天早上的卡按当天（白班）规则算，不会被算到前一天；夜班员工在上班日 19:00 之前、次日 10:00 之后的打卡无效（远程打卡会提示有效时间，考勤机同步会忽略）；② </w:t>
       </w:r>
       <w:r>
         <w:rPr>

--- a/docs/变更记录/考勤系统更新日志_完整版.docx
+++ b/docs/变更记录/考勤系统更新日志_完整版.docx
@@ -173,7 +173,7 @@
         <w:rPr>
           <w:lang w:eastAsia="zh-CN"/>
         </w:rPr>
-        <w:t xml:space="preserve">：员工那天没排班时，系统用他所在考勤组"最常用的日班"来检查加班会不会和上班时间重叠（没有考勤组、或组里没有日班的人才不检查）；② </w:t>
+        <w:t xml:space="preserve">：员工那天没排班时，系统先用他自己最近一次实际排的班（夜班员工就按夜班）来检查加班会不会和上班时间重叠，他从没排过班才用所在考勤组"最常用的日班"（都没有的人才不检查）；这种"兜底"的日子，是不是休息日和正班那边一致，只按周六周日判断；② </w:t>
       </w:r>
       <w:r>
         <w:rPr>

--- a/docs/变更记录/考勤系统更新日志_完整版.docx
+++ b/docs/变更记录/考勤系统更新日志_完整版.docx
@@ -134,6 +134,33 @@
           <w:lang w:eastAsia="zh-CN"/>
         </w:rPr>
         <w:t>2026-10-21</w:t>
+      </w:r>
+    </w:p>
+    <w:p>
+      <w:pPr>
+        <w:ind w:left="283"/>
+        <w:rPr>
+          <w:lang w:eastAsia="zh-CN"/>
+        </w:rPr>
+      </w:pPr>
+      <w:r>
+        <w:rPr>
+          <w:lang w:eastAsia="zh-CN"/>
+        </w:rPr>
+        <w:t xml:space="preserve">• </w:t>
+      </w:r>
+      <w:r>
+        <w:rPr>
+          <w:b/>
+          <w:lang w:eastAsia="zh-CN"/>
+        </w:rPr>
+        <w:t>修复：计时工到岗时午间窗口已经过了，不再按"漏打午间卡"扣工时</w:t>
+      </w:r>
+      <w:r>
+        <w:rPr>
+          <w:lang w:eastAsia="zh-CN"/>
+        </w:rPr>
+        <w:t>：计时工有一条规则——午间窗口漏打，只算窗口开始之前的工时。但李小勇 10/19 是 18:04 才到岗，12:00–13:00 的窗口早就过了，他根本没有机会打午间卡，系统仍然判"漏打"，把有效下班时间截到 12:00，在岗近 3 小时被算成 0 小时。现在午间窗口只对"到岗时窗口还没结束（含 30 分钟宽限）"的人生效，窗口结束之后才到岗的，按实际在岗时间算；窗口内或之前到岗、没打午间卡的，规则不变（只算窗口开始之前）。只影响计时工。</w:t>
       </w:r>
     </w:p>
     <w:p>

--- a/docs/变更记录/考勤系统更新日志_完整版.docx
+++ b/docs/变更记录/考勤系统更新日志_完整版.docx
@@ -134,6 +134,98 @@
           <w:lang w:eastAsia="zh-CN"/>
         </w:rPr>
         <w:t>2026-10-21</w:t>
+      </w:r>
+    </w:p>
+    <w:p>
+      <w:pPr>
+        <w:ind w:left="283"/>
+        <w:rPr>
+          <w:lang w:eastAsia="zh-CN"/>
+        </w:rPr>
+      </w:pPr>
+      <w:r>
+        <w:rPr>
+          <w:lang w:eastAsia="zh-CN"/>
+        </w:rPr>
+        <w:t xml:space="preserve">• </w:t>
+      </w:r>
+      <w:r>
+        <w:rPr>
+          <w:b/>
+          <w:lang w:eastAsia="zh-CN"/>
+        </w:rPr>
+        <w:t>改进：全面代码审查后的一批修复</w:t>
+      </w:r>
+      <w:r>
+        <w:rPr>
+          <w:lang w:eastAsia="zh-CN"/>
+        </w:rPr>
+        <w:t xml:space="preserve">：① </w:t>
+      </w:r>
+      <w:r>
+        <w:rPr>
+          <w:b/>
+          <w:lang w:eastAsia="zh-CN"/>
+        </w:rPr>
+        <w:t>排班页不再悄悄覆盖过去的排班</w:t>
+      </w:r>
+      <w:r>
+        <w:rPr>
+          <w:lang w:eastAsia="zh-CN"/>
+        </w:rPr>
+        <w:t xml:space="preserve">：批量排班时，"今天之前、已经排过别的班次"的日期默认跳过，只补排没排过班的日期；确实要改过去的排班，勾选新增的"允许覆盖今天之前已经排过的班次"（改了之后历史工时不会自动重算，提示里会说明）。起因是 10/21 把夜班排给两个人时，覆盖了他们 9/26–10/20 的白班，历史工时按夜班规则算，对不上实际打卡。② </w:t>
+      </w:r>
+      <w:r>
+        <w:rPr>
+          <w:b/>
+          <w:lang w:eastAsia="zh-CN"/>
+        </w:rPr>
+        <w:t>排班保存后自动对账加班</w:t>
+      </w:r>
+      <w:r>
+        <w:rPr>
+          <w:lang w:eastAsia="zh-CN"/>
+        </w:rPr>
+        <w:t xml:space="preserve">限制了规模：人 × 天超过 3000 就不自动对账（提示分批排），避免一次排太多人拖垮请求。③ </w:t>
+      </w:r>
+      <w:r>
+        <w:rPr>
+          <w:b/>
+          <w:lang w:eastAsia="zh-CN"/>
+        </w:rPr>
+        <w:t>员工记录查询页</w:t>
+      </w:r>
+      <w:r>
+        <w:rPr>
+          <w:lang w:eastAsia="zh-CN"/>
+        </w:rPr>
+        <w:t xml:space="preserve">新增异常提示：夜班排班却在白天打卡（或白班排班却深夜打卡）的日子，多半是排错了班次。④ </w:t>
+      </w:r>
+      <w:r>
+        <w:rPr>
+          <w:b/>
+          <w:lang w:eastAsia="zh-CN"/>
+        </w:rPr>
+        <w:t>考勤机同步</w:t>
+      </w:r>
+      <w:r>
+        <w:rPr>
+          <w:lang w:eastAsia="zh-CN"/>
+        </w:rPr>
+        <w:t xml:space="preserve">：夜班/白班类型对不上而被丢掉的打卡，日志从"信息"提升为"警告"，方便排查；一批数据涉及多人时，月度汇总按月份一次刷新，不再每人每月刷一次；考勤机上传接口单次最多 10MB。⑤ </w:t>
+      </w:r>
+      <w:r>
+        <w:rPr>
+          <w:b/>
+          <w:lang w:eastAsia="zh-CN"/>
+        </w:rPr>
+        <w:t>月度报表"指定人员"</w:t>
+      </w:r>
+      <w:r>
+        <w:rPr>
+          <w:lang w:eastAsia="zh-CN"/>
+        </w:rPr>
+        <w:t>最多处理 200 个，超过会提示分批。</w:t>
       </w:r>
     </w:p>
     <w:p>

--- a/docs/变更记录/考勤系统更新日志_完整版.docx
+++ b/docs/变更记录/考勤系统更新日志_完整版.docx
@@ -97,7 +97,7 @@
           <w:sz w:val="24"/>
           <w:lang w:eastAsia="zh-CN"/>
         </w:rPr>
-        <w:t>生成日期：2026年10月21日</w:t>
+        <w:t>生成日期：2026年10月22日</w:t>
       </w:r>
     </w:p>
     <w:p>
@@ -114,6 +114,93 @@
           <w:lang w:eastAsia="zh-CN"/>
         </w:rPr>
         <w:t>说明：这份文档记录考勤系统每次功能改动，语言尽量简单，方便非技术人员看懂；每次改动都会在最上面加一条新记录（时间倒序）。</w:t>
+      </w:r>
+    </w:p>
+    <w:p>
+      <w:pPr>
+        <w:spacing w:before="400" w:after="160"/>
+        <w:pBdr>
+          <w:bottom w:val="single" w:sz="6" w:space="4" w:color="1F4E79"/>
+        </w:pBdr>
+        <w:rPr>
+          <w:lang w:eastAsia="zh-CN"/>
+        </w:rPr>
+      </w:pPr>
+      <w:r>
+        <w:rPr>
+          <w:b/>
+          <w:color w:val="1F4E79"/>
+          <w:sz w:val="32"/>
+          <w:lang w:eastAsia="zh-CN"/>
+        </w:rPr>
+        <w:t>2026-10-22</w:t>
+      </w:r>
+    </w:p>
+    <w:p>
+      <w:pPr>
+        <w:ind w:left="283"/>
+        <w:rPr>
+          <w:lang w:eastAsia="zh-CN"/>
+        </w:rPr>
+      </w:pPr>
+      <w:r>
+        <w:rPr>
+          <w:lang w:eastAsia="zh-CN"/>
+        </w:rPr>
+        <w:t xml:space="preserve">• </w:t>
+      </w:r>
+      <w:r>
+        <w:rPr>
+          <w:b/>
+          <w:lang w:eastAsia="zh-CN"/>
+        </w:rPr>
+        <w:t>修复：普通班次的员工过了午间窗口才到岗，当天工时不再算成 0</w:t>
+      </w:r>
+      <w:r>
+        <w:rPr>
+          <w:lang w:eastAsia="zh-CN"/>
+        </w:rPr>
+        <w:t>：以前只有计时工修了这个问题。普通班次的员工如果在午间窗口结束（含 30 分钟宽限）之后才到岗，系统仍按"漏打午间卡"把有效下班时间收窄到窗口开始（比如 12:00），而他的有效上班时间本来就晚于 12:00，上班减下班是负数，当天工时直接变成 0。现在本地打卡、补卡重算、考勤机同步、月度汇总补算老数据这四条路径，都先把"到岗时窗口已经结束"的窗口剔除，再套漏打规则；窗口开始前到岗、之后没打午间卡的，规则不变（只算窗口开始之前）。</w:t>
+      </w:r>
+      <w:r>
+        <w:rPr>
+          <w:b/>
+          <w:lang w:eastAsia="zh-CN"/>
+        </w:rPr>
+        <w:t>注意</w:t>
+      </w:r>
+      <w:r>
+        <w:rPr>
+          <w:lang w:eastAsia="zh-CN"/>
+        </w:rPr>
+        <w:t>：这是以后重新结算的记录；已经算成 0 的普通班次历史记录不会自动变，需要的话先出清单再订正。</w:t>
+      </w:r>
+    </w:p>
+    <w:p>
+      <w:pPr>
+        <w:ind w:left="283"/>
+        <w:rPr>
+          <w:lang w:eastAsia="zh-CN"/>
+        </w:rPr>
+      </w:pPr>
+      <w:r>
+        <w:rPr>
+          <w:lang w:eastAsia="zh-CN"/>
+        </w:rPr>
+        <w:t xml:space="preserve">• </w:t>
+      </w:r>
+      <w:r>
+        <w:rPr>
+          <w:b/>
+          <w:lang w:eastAsia="zh-CN"/>
+        </w:rPr>
+        <w:t>新增：网站底部备案号</w:t>
+      </w:r>
+      <w:r>
+        <w:rPr>
+          <w:lang w:eastAsia="zh-CN"/>
+        </w:rPr>
+        <w:t>：登录页、新员工登记页和登录后各页的页脚，可以显示 ICP 备案号并链接到工信部备案官网。备案号放在配置 `Site:IcpNumber`（环境变量 `Site__IcpNumber`）里，哪个站点配了才显示；www.wwz.cool 已配置"津ICP备2025042145号"，生产环境未配置，不受影响。</w:t>
       </w:r>
     </w:p>
     <w:p>

--- a/docs/变更记录/考勤系统更新日志_完整版.docx
+++ b/docs/变更记录/考勤系统更新日志_完整版.docx
@@ -134,6 +134,100 @@
           <w:lang w:eastAsia="zh-CN"/>
         </w:rPr>
         <w:t>2026-10-22</w:t>
+      </w:r>
+    </w:p>
+    <w:p>
+      <w:pPr>
+        <w:ind w:left="283"/>
+        <w:rPr>
+          <w:lang w:eastAsia="zh-CN"/>
+        </w:rPr>
+      </w:pPr>
+      <w:r>
+        <w:rPr>
+          <w:lang w:eastAsia="zh-CN"/>
+        </w:rPr>
+        <w:t xml:space="preserve">• </w:t>
+      </w:r>
+      <w:r>
+        <w:rPr>
+          <w:b/>
+          <w:lang w:eastAsia="zh-CN"/>
+        </w:rPr>
+        <w:t>新增：数据核对页</w:t>
+      </w:r>
+      <w:r>
+        <w:rPr>
+          <w:lang w:eastAsia="zh-CN"/>
+        </w:rPr>
+        <w:t>：左侧菜单新增「数据核对」，选一段日期（最长 63 天），系统把这段时间每条考勤记录按现行规则，从原始打卡、班次、午间窗口、加班单重新算一遍，和系统里存的工时、加班对比，把对不上的列出来（只读，不改数据）：</w:t>
+      </w:r>
+      <w:r>
+        <w:rPr>
+          <w:b/>
+          <w:lang w:eastAsia="zh-CN"/>
+        </w:rPr>
+        <w:t>工时与打卡不符、加班多记/少记、有打卡但没排班、排班类型与打卡时间对不上（夜班排了却白天上班）、有打卡却记旷工、上下班时间倒挂</w:t>
+      </w:r>
+      <w:r>
+        <w:rPr>
+          <w:lang w:eastAsia="zh-CN"/>
+        </w:rPr>
+        <w:t>。红色表示工资可能算错，黄色表示缺前提需要人工确认；点工号可以跳到员工记录查询页。用于每天/每周核一遍，发现问题在发薪前处理。</w:t>
+      </w:r>
+    </w:p>
+    <w:p>
+      <w:pPr>
+        <w:ind w:left="283"/>
+        <w:rPr>
+          <w:lang w:eastAsia="zh-CN"/>
+        </w:rPr>
+      </w:pPr>
+      <w:r>
+        <w:rPr>
+          <w:lang w:eastAsia="zh-CN"/>
+        </w:rPr>
+        <w:t xml:space="preserve">• </w:t>
+      </w:r>
+      <w:r>
+        <w:rPr>
+          <w:b/>
+          <w:lang w:eastAsia="zh-CN"/>
+        </w:rPr>
+        <w:t>修复：先打卡、后补排班，工时没有按班次重算</w:t>
+      </w:r>
+      <w:r>
+        <w:rPr>
+          <w:lang w:eastAsia="zh-CN"/>
+        </w:rPr>
+        <w:t>：以前员工打卡时还没排班，当时的工时没有班次可套（不封顶、不套午间窗口），后来补排了班，工时却没人重算，同样的打卡"排了班"和"没排班"算出的工时不一样（数据核对查出 10 月有 237 条记录对不上）。现在在「排班管理」里排班或改班次后，系统会先把这段日期已打卡、已排班的记录的正班工时按新班次重算（只改工时和午间命中显示，不动状态、迟到早退、加班、请假），再对账加班；人 × 天超过 3000 不自动重算，提示分批。</w:t>
+      </w:r>
+    </w:p>
+    <w:p>
+      <w:pPr>
+        <w:ind w:left="283"/>
+        <w:rPr>
+          <w:lang w:eastAsia="zh-CN"/>
+        </w:rPr>
+      </w:pPr>
+      <w:r>
+        <w:rPr>
+          <w:lang w:eastAsia="zh-CN"/>
+        </w:rPr>
+        <w:t xml:space="preserve">• </w:t>
+      </w:r>
+      <w:r>
+        <w:rPr>
+          <w:b/>
+          <w:lang w:eastAsia="zh-CN"/>
+        </w:rPr>
+        <w:t>修复：白班下班时间写成 0 点的班次，被当成夜班</w:t>
+      </w:r>
+      <w:r>
+        <w:rPr>
+          <w:lang w:eastAsia="zh-CN"/>
+        </w:rPr>
+        <w:t>：交付部的「INN-SZ临时工班」是 08:30 上班、次日 00:00 下班，系统把"下班时间不晚于上班时间"的班次标成跨天班次，计时工夜班规则（晚上 19:00 到次日 10:00 的打卡才有效）会把这种白班员工白天的打卡当成无效。现在计时工里只有"跨天、并且晚上 17:00 以后开始"的班次才算夜班。</w:t>
       </w:r>
     </w:p>
     <w:p>

--- a/docs/变更记录/考勤系统更新日志_完整版.docx
+++ b/docs/变更记录/考勤系统更新日志_完整版.docx
@@ -134,6 +134,33 @@
           <w:lang w:eastAsia="zh-CN"/>
         </w:rPr>
         <w:t>2026-10-22</w:t>
+      </w:r>
+    </w:p>
+    <w:p>
+      <w:pPr>
+        <w:ind w:left="283"/>
+        <w:rPr>
+          <w:lang w:eastAsia="zh-CN"/>
+        </w:rPr>
+      </w:pPr>
+      <w:r>
+        <w:rPr>
+          <w:lang w:eastAsia="zh-CN"/>
+        </w:rPr>
+        <w:t xml:space="preserve">• </w:t>
+      </w:r>
+      <w:r>
+        <w:rPr>
+          <w:b/>
+          <w:lang w:eastAsia="zh-CN"/>
+        </w:rPr>
+        <w:t>修复：补卡申请"打卡时间"没真正选，提交时提示不清楚</w:t>
+      </w:r>
+      <w:r>
+        <w:rPr>
+          <w:lang w:eastAsia="zh-CN"/>
+        </w:rPr>
+        <w:t>：手机里的应用内浏览器，补卡页的"打卡时间"框会显示一个默认时间，但其实没有选，提交后服务器收到的是空的，只提示"请填写完整的补卡日期、类型和时间"，员工看着三项都有内容却被拒（叶镇南 10/22 反馈）。现在"打卡时间"改成必填项，不选浏览器会直接拦住；服务器的提示也改成缺哪项说哪项（缺日期、缺类型、缺时间各有各的提示）。</w:t>
       </w:r>
     </w:p>
     <w:p>

--- a/docs/变更记录/考勤系统更新日志_完整版.docx
+++ b/docs/变更记录/考勤系统更新日志_完整版.docx
@@ -134,6 +134,46 @@
           <w:lang w:eastAsia="zh-CN"/>
         </w:rPr>
         <w:t>2026-10-22</w:t>
+      </w:r>
+    </w:p>
+    <w:p>
+      <w:pPr>
+        <w:ind w:left="283"/>
+        <w:rPr>
+          <w:lang w:eastAsia="zh-CN"/>
+        </w:rPr>
+      </w:pPr>
+      <w:r>
+        <w:rPr>
+          <w:lang w:eastAsia="zh-CN"/>
+        </w:rPr>
+        <w:t xml:space="preserve">• </w:t>
+      </w:r>
+      <w:r>
+        <w:rPr>
+          <w:b/>
+          <w:lang w:eastAsia="zh-CN"/>
+        </w:rPr>
+        <w:t>新增：申请有效期 15 天，超时自动作废（只对新申请生效）</w:t>
+      </w:r>
+      <w:r>
+        <w:rPr>
+          <w:lang w:eastAsia="zh-CN"/>
+        </w:rPr>
+        <w:t>：员工提交申请的页面顶部多了一条提示："申请有效期为 15 天，超过 15 天没有被处理会自动作废。提交后请及时留意自己的申请有没有被处理；超过一周还没处理，请记得联系审批人。"系统真的会执行：2026 年 10 月 23 日起提交的请假、补卡、加班、出差申请，如果超过 15 天还停在"待审批"或"审批中"，系统每 4 小时检查一次，自动把它改成新的状态「已作废」，审批人的待办里同步去掉，并给申请人发一条"申请已作废"的通知，需要的话重新提交即可；已经通过、驳回、撤销的申请不受影响。审批记录页的状态筛选里也多了「已作废」。</w:t>
+      </w:r>
+      <w:r>
+        <w:rPr>
+          <w:b/>
+          <w:lang w:eastAsia="zh-CN"/>
+        </w:rPr>
+        <w:t>10 月 23 日之前提交的老申请不受影响</w:t>
+      </w:r>
+      <w:r>
+        <w:rPr>
+          <w:lang w:eastAsia="zh-CN"/>
+        </w:rPr>
+        <w:t>（上线时有 257 张提交超过 15 天的待审批申请，其中 249 张是加班单，一次性作废会直接影响加班工资），仍由审批人逐步处理。</w:t>
       </w:r>
     </w:p>
     <w:p>

--- a/docs/变更记录/考勤系统更新日志_完整版.docx
+++ b/docs/变更记录/考勤系统更新日志_完整版.docx
@@ -134,6 +134,33 @@
           <w:lang w:eastAsia="zh-CN"/>
         </w:rPr>
         <w:t>2026-10-22</w:t>
+      </w:r>
+    </w:p>
+    <w:p>
+      <w:pPr>
+        <w:ind w:left="283"/>
+        <w:rPr>
+          <w:lang w:eastAsia="zh-CN"/>
+        </w:rPr>
+      </w:pPr>
+      <w:r>
+        <w:rPr>
+          <w:lang w:eastAsia="zh-CN"/>
+        </w:rPr>
+        <w:t xml:space="preserve">• </w:t>
+      </w:r>
+      <w:r>
+        <w:rPr>
+          <w:b/>
+          <w:lang w:eastAsia="zh-CN"/>
+        </w:rPr>
+        <w:t>新增：每晚自动数据核对</w:t>
+      </w:r>
+      <w:r>
+        <w:rPr>
+          <w:lang w:eastAsia="zh-CN"/>
+        </w:rPr>
+        <w:t>：以前数据核对页要人去点才会查，规则改了、数据补传了，历史工时有没有跟着变没人知道。现在系统每天凌晨 4 点之后自动把最近 14 天核对一遍：「工时与打卡不符」自动按现行规则改回（只改工时，不动状态、迟到早退、加班、请假），「加班多记」自动对账扣减；改完再核对一遍，剩下需要人处理的（没排班、排错班、加班少记、时间倒挂、有打卡却记旷工）汇总成一条通知发给管理员，点开直接进数据核对页；没有疑点就不打扰。服务器自己跑，跟谁的电脑开不开机无关。</w:t>
       </w:r>
     </w:p>
     <w:p>

--- a/docs/变更记录/考勤系统更新日志_完整版.docx
+++ b/docs/变更记录/考勤系统更新日志_完整版.docx
@@ -160,7 +160,7 @@
         <w:rPr>
           <w:lang w:eastAsia="zh-CN"/>
         </w:rPr>
-        <w:t>：以前数据核对页要人去点才会查，规则改了、数据补传了，历史工时有没有跟着变没人知道。现在系统每天凌晨 4 点之后自动把最近 14 天核对一遍：「工时与打卡不符」自动按现行规则改回（只改工时，不动状态、迟到早退、加班、请假），「加班多记」自动对账扣减；改完再核对一遍，剩下需要人处理的（没排班、排错班、加班少记、时间倒挂、有打卡却记旷工）汇总成一条通知发给管理员，点开直接进数据核对页；没有疑点就不打扰。服务器自己跑，跟谁的电脑开不开机无关。</w:t>
+        <w:t>：以前数据核对页要人去点才会查，规则改了、数据补传了，历史工时有没有跟着变没人知道。现在系统每天凌晨 4 点之后自动把最近 14 天核对一遍：「工时与打卡不符」自动按现行规则改回（只改工时，不动状态、迟到早退、加班、请假），「加班多记」自动对账扣减；改完再核对一遍，剩下需要人处理的（没排班、排错班、加班少记、时间倒挂、有打卡却记旷工）汇总成一条通知发给管理员，点开直接进数据核对页；没有疑点就不打扰；深圳GA考勤组长期不排班的"有打卡但没排班"不进通知。服务器自己跑，跟谁的电脑开不开机无关。</w:t>
       </w:r>
     </w:p>
     <w:p>

--- a/docs/变更记录/考勤系统更新日志_完整版.docx
+++ b/docs/变更记录/考勤系统更新日志_完整版.docx
@@ -97,7 +97,7 @@
           <w:sz w:val="24"/>
           <w:lang w:eastAsia="zh-CN"/>
         </w:rPr>
-        <w:t>生成日期：2026年10月22日</w:t>
+        <w:t>生成日期：2026年10月23日</w:t>
       </w:r>
     </w:p>
     <w:p>
@@ -114,6 +114,53 @@
           <w:lang w:eastAsia="zh-CN"/>
         </w:rPr>
         <w:t>说明：这份文档记录考勤系统每次功能改动，语言尽量简单，方便非技术人员看懂；每次改动都会在最上面加一条新记录（时间倒序）。</w:t>
+      </w:r>
+    </w:p>
+    <w:p>
+      <w:pPr>
+        <w:spacing w:before="400" w:after="160"/>
+        <w:pBdr>
+          <w:bottom w:val="single" w:sz="6" w:space="4" w:color="1F4E79"/>
+        </w:pBdr>
+        <w:rPr>
+          <w:lang w:eastAsia="zh-CN"/>
+        </w:rPr>
+      </w:pPr>
+      <w:r>
+        <w:rPr>
+          <w:b/>
+          <w:color w:val="1F4E79"/>
+          <w:sz w:val="32"/>
+          <w:lang w:eastAsia="zh-CN"/>
+        </w:rPr>
+        <w:t>2026-10-23</w:t>
+      </w:r>
+    </w:p>
+    <w:p>
+      <w:pPr>
+        <w:ind w:left="283"/>
+        <w:rPr>
+          <w:lang w:eastAsia="zh-CN"/>
+        </w:rPr>
+      </w:pPr>
+      <w:r>
+        <w:rPr>
+          <w:lang w:eastAsia="zh-CN"/>
+        </w:rPr>
+        <w:t xml:space="preserve">• </w:t>
+      </w:r>
+      <w:r>
+        <w:rPr>
+          <w:b/>
+          <w:lang w:eastAsia="zh-CN"/>
+        </w:rPr>
+        <w:t>修复：请假时间跨过午间窗口时提交不了</w:t>
+      </w:r>
+      <w:r>
+        <w:rPr>
+          <w:lang w:eastAsia="zh-CN"/>
+        </w:rPr>
+        <w:t>：以前同一天的请假，只要起止时间把班次的午间窗口（比如 11:30–13:30）整个框在中间（如 11:00–14:00），就提示"请假时间不能跨过班次的午间/中段时间窗口，请拆成两段分别提交"，员工只能拆成两张单。这条限制是早期为了防止午休被多算进请假时长加的，现在系统计算请假时长时本来就会扣掉饭点时段，不需要再拦。现在这种请假可以直接提交，时长自动扣掉饭点（比如 11:00–14:00 算 2 小时）。起止时间不能正好落在窗口里面这条限制不变。</w:t>
       </w:r>
     </w:p>
     <w:p>

--- a/docs/变更记录/考勤系统更新日志_完整版.docx
+++ b/docs/变更记录/考勤系统更新日志_完整版.docx
@@ -134,6 +134,33 @@
           <w:lang w:eastAsia="zh-CN"/>
         </w:rPr>
         <w:t>2026-10-23</w:t>
+      </w:r>
+    </w:p>
+    <w:p>
+      <w:pPr>
+        <w:ind w:left="283"/>
+        <w:rPr>
+          <w:lang w:eastAsia="zh-CN"/>
+        </w:rPr>
+      </w:pPr>
+      <w:r>
+        <w:rPr>
+          <w:lang w:eastAsia="zh-CN"/>
+        </w:rPr>
+        <w:t xml:space="preserve">• </w:t>
+      </w:r>
+      <w:r>
+        <w:rPr>
+          <w:b/>
+          <w:lang w:eastAsia="zh-CN"/>
+        </w:rPr>
+        <w:t>调整：新能源-客服白班的加班，发薪报表里加回被晚饭多扣的 0.5 小时</w:t>
+      </w:r>
+      <w:r>
+        <w:rPr>
+          <w:lang w:eastAsia="zh-CN"/>
+        </w:rPr>
+        <w:t>：这个考勤组的晚饭时段设的是 17:00–18:00，而白班 17:30 才下班，所以休息日白班加班（比如 08:30–17:30）会被多扣 0.5 小时，只算 7.5。现在发薪汇总报表（月度报表页、导出的汇总表、员工自己看的工资行）里，新能源-客服白班已通过的加班单落在 17:00–17:30 的那部分会加回去（上面例子算 8 小时）。只改报表：考勤记录、加班单、员工明细和数据核对里的数字都不变；以后如果把这个组的晚饭段改成 17:30 起，这里会自动不再补，不会重复加。其他班次、其他考勤组不受影响。</w:t>
       </w:r>
     </w:p>
     <w:p>

--- a/docs/变更记录/考勤系统更新日志_完整版.docx
+++ b/docs/变更记录/考勤系统更新日志_完整版.docx
@@ -161,6 +161,19 @@
           <w:lang w:eastAsia="zh-CN"/>
         </w:rPr>
         <w:t>：这个考勤组的晚饭时段设的是 17:00–18:00，而白班 17:30 才下班，所以休息日白班加班（比如 08:30–17:30）会被多扣 0.5 小时，只算 7.5。现在发薪汇总报表（月度报表页、导出的汇总表、员工自己看的工资行）里，新能源-客服白班已通过的加班单落在 17:00–17:30 的那部分会加回去（上面例子算 8 小时）。只改报表：考勤记录、加班单、员工明细和数据核对里的数字都不变；以后如果把这个组的晚饭段改成 17:30 起，这里会自动不再补，不会重复加。其他班次、其他考勤组不受影响。</w:t>
+      </w:r>
+      <w:r>
+        <w:rPr>
+          <w:b/>
+          <w:lang w:eastAsia="zh-CN"/>
+        </w:rPr>
+        <w:t>同日修正</w:t>
+      </w:r>
+      <w:r>
+        <w:rPr>
+          <w:lang w:eastAsia="zh-CN"/>
+        </w:rPr>
+        <w:t>：9/26、9/27 的加班是按旧饭点算的（08:30–17:30 本来就存 8、08:30–20:30 存 10.5），补偿原来会补多；现在只在库里存的值比"按白班实际晚饭 17:30–18:30 重算的时长"少的时候才补，存的值已经够就不补（10/3、10/4 的 08:30–17:30 存 7.5，仍补成 8；08:30–20:30 存 10，不补）。</w:t>
       </w:r>
     </w:p>
     <w:p>

--- a/docs/变更记录/考勤系统更新日志_完整版.docx
+++ b/docs/变更记录/考勤系统更新日志_完整版.docx
@@ -97,7 +97,7 @@
           <w:sz w:val="24"/>
           <w:lang w:eastAsia="zh-CN"/>
         </w:rPr>
-        <w:t>生成日期：2026年10月23日</w:t>
+        <w:t>生成日期：2026年10月26日</w:t>
       </w:r>
     </w:p>
     <w:p>
@@ -114,6 +114,107 @@
           <w:lang w:eastAsia="zh-CN"/>
         </w:rPr>
         <w:t>说明：这份文档记录考勤系统每次功能改动，语言尽量简单，方便非技术人员看懂；每次改动都会在最上面加一条新记录（时间倒序）。</w:t>
+      </w:r>
+    </w:p>
+    <w:p>
+      <w:pPr>
+        <w:spacing w:before="400" w:after="160"/>
+        <w:pBdr>
+          <w:bottom w:val="single" w:sz="6" w:space="4" w:color="1F4E79"/>
+        </w:pBdr>
+        <w:rPr>
+          <w:lang w:eastAsia="zh-CN"/>
+        </w:rPr>
+      </w:pPr>
+      <w:r>
+        <w:rPr>
+          <w:b/>
+          <w:color w:val="1F4E79"/>
+          <w:sz w:val="32"/>
+          <w:lang w:eastAsia="zh-CN"/>
+        </w:rPr>
+        <w:t>2026-10-26</w:t>
+      </w:r>
+    </w:p>
+    <w:p>
+      <w:pPr>
+        <w:ind w:left="283"/>
+        <w:rPr>
+          <w:lang w:eastAsia="zh-CN"/>
+        </w:rPr>
+      </w:pPr>
+      <w:r>
+        <w:rPr>
+          <w:lang w:eastAsia="zh-CN"/>
+        </w:rPr>
+        <w:t xml:space="preserve">• </w:t>
+      </w:r>
+      <w:r>
+        <w:rPr>
+          <w:b/>
+          <w:lang w:eastAsia="zh-CN"/>
+        </w:rPr>
+        <w:t>新增：转班申请</w:t>
+      </w:r>
+      <w:r>
+        <w:rPr>
+          <w:lang w:eastAsia="zh-CN"/>
+        </w:rPr>
+        <w:t>：员工临时需要换班时（比如白班的人这几天要上夜班），不用再找管理员改排班了。在「提交申请」里选「转班申请」，选开始日期、结束日期（含当天）和要转到的班次（只能选自己所在考勤组里启用的班次），写上原因提交；走和请假、加班一样的审批流程（审批人、通知、待审批提醒、15 天超时作废都一样）。审批通过后系统自动把这几天的排班改成新班次（原来没排班的日子也会排上），这几天已经有的打卡、加班按新班次重新计算正班工时和加班。日期规则：开始日期最早可以补报到最近 3 天，最多提前 1 个月，一张申请最多连续 7 天；这几天排的已经都是目标班次的不用转；日期有重叠的有效转班申请不能重复提交。审批列表、申请记录、员工记录查询里都能看到，单号以 ZB 开头。</w:t>
+      </w:r>
+    </w:p>
+    <w:p>
+      <w:pPr>
+        <w:ind w:left="283"/>
+        <w:rPr>
+          <w:lang w:eastAsia="zh-CN"/>
+        </w:rPr>
+      </w:pPr>
+      <w:r>
+        <w:rPr>
+          <w:lang w:eastAsia="zh-CN"/>
+        </w:rPr>
+        <w:t xml:space="preserve">• </w:t>
+      </w:r>
+      <w:r>
+        <w:rPr>
+          <w:b/>
+          <w:lang w:eastAsia="zh-CN"/>
+        </w:rPr>
+        <w:t>取消：发薪报表里给新能源-客服白班加回 0.5 小时的补偿</w:t>
+      </w:r>
+      <w:r>
+        <w:rPr>
+          <w:lang w:eastAsia="zh-CN"/>
+        </w:rPr>
+        <w:t>：10/23 为了把晚饭段多扣的 0.5 小时加回白班休息日加班，在发薪汇总报表里做了一个补偿。现在饭点可以按班次设置（见下一条），白班的晚饭直接在班次上设成 17:30–18:30 就不会多扣，所以补偿取消了。报表里的加班时长从此就等于考勤记录里存的加班时长。注意：已经存好的加班时长不会自己变，10/3、10/4 那 9 个 08:30–17:30 的白班加班（库里存 7.5）报表里不再补成 8，如需改要另行订正。</w:t>
+      </w:r>
+    </w:p>
+    <w:p>
+      <w:pPr>
+        <w:ind w:left="283"/>
+        <w:rPr>
+          <w:lang w:eastAsia="zh-CN"/>
+        </w:rPr>
+      </w:pPr>
+      <w:r>
+        <w:rPr>
+          <w:lang w:eastAsia="zh-CN"/>
+        </w:rPr>
+        <w:t xml:space="preserve">• </w:t>
+      </w:r>
+      <w:r>
+        <w:rPr>
+          <w:b/>
+          <w:lang w:eastAsia="zh-CN"/>
+        </w:rPr>
+        <w:t>新增：饭点可以按班次设置</w:t>
+      </w:r>
+      <w:r>
+        <w:rPr>
+          <w:lang w:eastAsia="zh-CN"/>
+        </w:rPr>
+        <w:t>：以前饭点只能按考勤组设，同一个考勤组里所有班次共用一套（比如新能源-客服晚饭是 17:00–18:00，白班 17:30 才下班，白班休息日加班就被多扣 0.5 小时）。现在「饭点设置」页选中考勤组后，下面会列出这个考勤组的各个班次，可以给某个班次单独设置饭点；班次没单独设置的，跟随所在考勤组，考勤组也没设置的用默认。加班申请的时长、加班审批通过后的记入、按班次对账，都按加班开始那天他排的班次的饭点算（没排班按他最近排的班次）。只影响之后新提交/新对账的加班，已经存好的不会自己变；正班工时、请假时长仍按默认饭点算。提交申请页上的饭点提示会同时列出本组各班次单独设置的饭点。</w:t>
       </w:r>
     </w:p>
     <w:p>

--- a/docs/变更记录/考勤系统更新日志_完整版.docx
+++ b/docs/变更记录/考勤系统更新日志_完整版.docx
@@ -134,6 +134,33 @@
           <w:lang w:eastAsia="zh-CN"/>
         </w:rPr>
         <w:t>2026-10-26</w:t>
+      </w:r>
+    </w:p>
+    <w:p>
+      <w:pPr>
+        <w:ind w:left="283"/>
+        <w:rPr>
+          <w:lang w:eastAsia="zh-CN"/>
+        </w:rPr>
+      </w:pPr>
+      <w:r>
+        <w:rPr>
+          <w:lang w:eastAsia="zh-CN"/>
+        </w:rPr>
+        <w:t xml:space="preserve">• </w:t>
+      </w:r>
+      <w:r>
+        <w:rPr>
+          <w:b/>
+          <w:lang w:eastAsia="zh-CN"/>
+        </w:rPr>
+        <w:t>调整：饭点设置，管理员和文员都能改了</w:t>
+      </w:r>
+      <w:r>
+        <w:rPr>
+          <w:lang w:eastAsia="zh-CN"/>
+        </w:rPr>
+        <w:t>：以前「饭点设置」页只有总部超级管理员能修改，文员和分公司管理员只能看。现在管理员和文员都可以修改（考勤组的和班次的饭点都一样）。注意：饭点直接影响加班时长，改之前请确认；改动会记在系统日志里（谁、改了哪个班次或考勤组、改成什么）。</w:t>
       </w:r>
     </w:p>
     <w:p>

--- a/docs/变更记录/考勤系统更新日志_完整版.docx
+++ b/docs/变更记录/考勤系统更新日志_完整版.docx
@@ -134,6 +134,33 @@
           <w:lang w:eastAsia="zh-CN"/>
         </w:rPr>
         <w:t>2026-10-26</w:t>
+      </w:r>
+    </w:p>
+    <w:p>
+      <w:pPr>
+        <w:ind w:left="283"/>
+        <w:rPr>
+          <w:lang w:eastAsia="zh-CN"/>
+        </w:rPr>
+      </w:pPr>
+      <w:r>
+        <w:rPr>
+          <w:lang w:eastAsia="zh-CN"/>
+        </w:rPr>
+        <w:t xml:space="preserve">• </w:t>
+      </w:r>
+      <w:r>
+        <w:rPr>
+          <w:b/>
+          <w:lang w:eastAsia="zh-CN"/>
+        </w:rPr>
+        <w:t>调整：数据核对页也忽略深圳GA考勤组的"有打卡但没排班"</w:t>
+      </w:r>
+      <w:r>
+        <w:rPr>
+          <w:lang w:eastAsia="zh-CN"/>
+        </w:rPr>
+        <w:t>：深圳GA考勤组长期不排班，这类疑点以前只在每晚自动核对的通知里忽略，数据核对页上还会列出来几十条。现在数据核对页、每晚核对通知都不再把深圳GA考勤组的"有打卡但没排班"当疑点，其他考勤组照常显示。</w:t>
       </w:r>
     </w:p>
     <w:p>

--- a/docs/变更记录/考勤系统更新日志_完整版.docx
+++ b/docs/变更记录/考勤系统更新日志_完整版.docx
@@ -134,6 +134,153 @@
           <w:lang w:eastAsia="zh-CN"/>
         </w:rPr>
         <w:t>2026-10-26</w:t>
+      </w:r>
+    </w:p>
+    <w:p>
+      <w:pPr>
+        <w:ind w:left="283"/>
+        <w:rPr>
+          <w:lang w:eastAsia="zh-CN"/>
+        </w:rPr>
+      </w:pPr>
+      <w:r>
+        <w:rPr>
+          <w:lang w:eastAsia="zh-CN"/>
+        </w:rPr>
+        <w:t xml:space="preserve">• </w:t>
+      </w:r>
+      <w:r>
+        <w:rPr>
+          <w:b/>
+          <w:lang w:eastAsia="zh-CN"/>
+        </w:rPr>
+        <w:t>修正（代码审查后）</w:t>
+      </w:r>
+      <w:r>
+        <w:rPr>
+          <w:lang w:eastAsia="zh-CN"/>
+        </w:rPr>
+        <w:t>：</w:t>
+      </w:r>
+    </w:p>
+    <w:p>
+      <w:pPr>
+        <w:ind w:left="700"/>
+        <w:rPr>
+          <w:lang w:eastAsia="zh-CN"/>
+        </w:rPr>
+      </w:pPr>
+      <w:r>
+        <w:rPr>
+          <w:lang w:eastAsia="zh-CN"/>
+        </w:rPr>
+        <w:t xml:space="preserve">◦ </w:t>
+      </w:r>
+      <w:r>
+        <w:rPr>
+          <w:lang w:eastAsia="zh-CN"/>
+        </w:rPr>
+        <w:t>迁移脚本 `migrate.sql` 补上了转班那次迁移（上线时要先执行脚本里新增的部分再发布代码；线上库这次已经手动加过字段，不用重复）。</w:t>
+      </w:r>
+    </w:p>
+    <w:p>
+      <w:pPr>
+        <w:ind w:left="700"/>
+        <w:rPr>
+          <w:lang w:eastAsia="zh-CN"/>
+        </w:rPr>
+      </w:pPr>
+      <w:r>
+        <w:rPr>
+          <w:lang w:eastAsia="zh-CN"/>
+        </w:rPr>
+        <w:t xml:space="preserve">◦ </w:t>
+      </w:r>
+      <w:r>
+        <w:rPr>
+          <w:lang w:eastAsia="zh-CN"/>
+        </w:rPr>
+        <w:t>每晚自动核对不再把班次设置的修改套到历史记录上：「工时与打卡不符」只自动订正"结算时还没排班、后来补排了班"的记录，其余的（包括加班多记）只通知管理员，不自动改。</w:t>
+      </w:r>
+    </w:p>
+    <w:p>
+      <w:pPr>
+        <w:ind w:left="700"/>
+        <w:rPr>
+          <w:lang w:eastAsia="zh-CN"/>
+        </w:rPr>
+      </w:pPr>
+      <w:r>
+        <w:rPr>
+          <w:lang w:eastAsia="zh-CN"/>
+        </w:rPr>
+        <w:t xml:space="preserve">◦ </w:t>
+      </w:r>
+      <w:r>
+        <w:rPr>
+          <w:lang w:eastAsia="zh-CN"/>
+        </w:rPr>
+        <w:t>饭点设置页加了管理范围限制：分公司管理员/文员只能看到、修改自己范围内的考勤组和班次的饭点。</w:t>
+      </w:r>
+    </w:p>
+    <w:p>
+      <w:pPr>
+        <w:ind w:left="700"/>
+        <w:rPr>
+          <w:lang w:eastAsia="zh-CN"/>
+        </w:rPr>
+      </w:pPr>
+      <w:r>
+        <w:rPr>
+          <w:lang w:eastAsia="zh-CN"/>
+        </w:rPr>
+        <w:t xml:space="preserve">◦ </w:t>
+      </w:r>
+      <w:r>
+        <w:rPr>
+          <w:lang w:eastAsia="zh-CN"/>
+        </w:rPr>
+        <w:t>转班审批通过后，这几天已有的打卡会按新班次重新判迟到、早退和状态（以前只重算了工时），不再留着按旧班次判出的"迟到 690 分钟"。</w:t>
+      </w:r>
+    </w:p>
+    <w:p>
+      <w:pPr>
+        <w:ind w:left="700"/>
+        <w:rPr>
+          <w:lang w:eastAsia="zh-CN"/>
+        </w:rPr>
+      </w:pPr>
+      <w:r>
+        <w:rPr>
+          <w:lang w:eastAsia="zh-CN"/>
+        </w:rPr>
+        <w:t xml:space="preserve">◦ </w:t>
+      </w:r>
+      <w:r>
+        <w:rPr>
+          <w:lang w:eastAsia="zh-CN"/>
+        </w:rPr>
+        <w:t>超时作废只对补卡和转班生效：加班、请假、出差一旦作废员工没法重新提交（加班不能事后补报等），所以不再自动作废，一直留给审批人处理；提交页的提示和作废通知文字同步改了。</w:t>
+      </w:r>
+    </w:p>
+    <w:p>
+      <w:pPr>
+        <w:ind w:left="700"/>
+        <w:rPr>
+          <w:lang w:eastAsia="zh-CN"/>
+        </w:rPr>
+      </w:pPr>
+      <w:r>
+        <w:rPr>
+          <w:lang w:eastAsia="zh-CN"/>
+        </w:rPr>
+        <w:t xml:space="preserve">◦ </w:t>
+      </w:r>
+      <w:r>
+        <w:rPr>
+          <w:lang w:eastAsia="zh-CN"/>
+        </w:rPr>
+        <w:t>依赖包安全升级：System.Security.Cryptography.Xml 8.0.4→8.0.5，SixLabors.ImageSharp 3.1.12→4.1.3（清掉了全部高危/中危通报；ImageSharp 4 的授权条款请确认）。</w:t>
       </w:r>
     </w:p>
     <w:p>

--- a/docs/变更记录/考勤系统更新日志_完整版.docx
+++ b/docs/变更记录/考勤系统更新日志_完整版.docx
@@ -280,7 +280,7 @@
         <w:rPr>
           <w:lang w:eastAsia="zh-CN"/>
         </w:rPr>
-        <w:t>依赖包安全升级：System.Security.Cryptography.Xml 8.0.4→8.0.5，SixLabors.ImageSharp 3.1.12→4.1.3（清掉了全部高危/中危通报；ImageSharp 4 的授权条款请确认）。</w:t>
+        <w:t>依赖包安全升级：System.Security.Cryptography.Xml 8.0.4→8.0.5，SixLabors.ImageSharp 暂保持 3.1.12（只有 4.x 修复漏洞，但 4.x 发布时要求购买授权，等授权确定后再升级）。</w:t>
       </w:r>
     </w:p>
     <w:p>

--- a/docs/变更记录/考勤系统更新日志_完整版.docx
+++ b/docs/变更记录/考勤系统更新日志_完整版.docx
@@ -134,6 +134,140 @@
           <w:lang w:eastAsia="zh-CN"/>
         </w:rPr>
         <w:t>2026-10-26</w:t>
+      </w:r>
+    </w:p>
+    <w:p>
+      <w:pPr>
+        <w:ind w:left="283"/>
+        <w:rPr>
+          <w:lang w:eastAsia="zh-CN"/>
+        </w:rPr>
+      </w:pPr>
+      <w:r>
+        <w:rPr>
+          <w:lang w:eastAsia="zh-CN"/>
+        </w:rPr>
+        <w:t xml:space="preserve">• </w:t>
+      </w:r>
+      <w:r>
+        <w:rPr>
+          <w:b/>
+          <w:lang w:eastAsia="zh-CN"/>
+        </w:rPr>
+        <w:t>修正（第三轮代码审查）</w:t>
+      </w:r>
+      <w:r>
+        <w:rPr>
+          <w:lang w:eastAsia="zh-CN"/>
+        </w:rPr>
+        <w:t>：每晚自动订正判断"是不是事后补排班"改成看排班记录是不是在考勤记录最后一次结算之后才建的（以前看有没有冻结字段，考勤机同步的记录没有，会把班次设置的修改套到历史上）；计时工的记录经补卡、请假、转班重算后不再被判成早退；转班通过后，记录上冻结的应上下班时间也跟着刷成新班次。</w:t>
+      </w:r>
+    </w:p>
+    <w:p>
+      <w:pPr>
+        <w:ind w:left="283"/>
+        <w:rPr>
+          <w:lang w:eastAsia="zh-CN"/>
+        </w:rPr>
+      </w:pPr>
+      <w:r>
+        <w:rPr>
+          <w:lang w:eastAsia="zh-CN"/>
+        </w:rPr>
+        <w:t xml:space="preserve">• </w:t>
+      </w:r>
+      <w:r>
+        <w:rPr>
+          <w:b/>
+          <w:lang w:eastAsia="zh-CN"/>
+        </w:rPr>
+        <w:t>修正（第二轮代码审查）</w:t>
+      </w:r>
+      <w:r>
+        <w:rPr>
+          <w:lang w:eastAsia="zh-CN"/>
+        </w:rPr>
+        <w:t>：</w:t>
+      </w:r>
+    </w:p>
+    <w:p>
+      <w:pPr>
+        <w:ind w:left="700"/>
+        <w:rPr>
+          <w:lang w:eastAsia="zh-CN"/>
+        </w:rPr>
+      </w:pPr>
+      <w:r>
+        <w:rPr>
+          <w:lang w:eastAsia="zh-CN"/>
+        </w:rPr>
+        <w:t xml:space="preserve">◦ </w:t>
+      </w:r>
+      <w:r>
+        <w:rPr>
+          <w:lang w:eastAsia="zh-CN"/>
+        </w:rPr>
+        <w:t>每晚自动核对更稳：失败当天不再记成"已核对"，隔 30 分钟重试；订正过一定再核对一遍；先发新通知再把旧的标已读，不会出现管理员收不到通知。</w:t>
+      </w:r>
+    </w:p>
+    <w:p>
+      <w:pPr>
+        <w:ind w:left="700"/>
+        <w:rPr>
+          <w:lang w:eastAsia="zh-CN"/>
+        </w:rPr>
+      </w:pPr>
+      <w:r>
+        <w:rPr>
+          <w:lang w:eastAsia="zh-CN"/>
+        </w:rPr>
+        <w:t xml:space="preserve">◦ </w:t>
+      </w:r>
+      <w:r>
+        <w:rPr>
+          <w:lang w:eastAsia="zh-CN"/>
+        </w:rPr>
+        <w:t>转班审批通过后：这几天已有批准的请假、出差的日子不改班次，并通知申请人；目标班次在审批期间被停用时，排班不改并通知申请人，不再静默"已通过"。</w:t>
+      </w:r>
+    </w:p>
+    <w:p>
+      <w:pPr>
+        <w:ind w:left="700"/>
+        <w:rPr>
+          <w:lang w:eastAsia="zh-CN"/>
+        </w:rPr>
+      </w:pPr>
+      <w:r>
+        <w:rPr>
+          <w:lang w:eastAsia="zh-CN"/>
+        </w:rPr>
+        <w:t xml:space="preserve">◦ </w:t>
+      </w:r>
+      <w:r>
+        <w:rPr>
+          <w:lang w:eastAsia="zh-CN"/>
+        </w:rPr>
+        <w:t>超时作废：审批中（一级已批、二级待批）的补卡、转班，按上一级处理的时间算 15 天，不再因为提交满 15 天就被作废。</w:t>
+      </w:r>
+    </w:p>
+    <w:p>
+      <w:pPr>
+        <w:ind w:left="700"/>
+        <w:rPr>
+          <w:lang w:eastAsia="zh-CN"/>
+        </w:rPr>
+      </w:pPr>
+      <w:r>
+        <w:rPr>
+          <w:lang w:eastAsia="zh-CN"/>
+        </w:rPr>
+        <w:t xml:space="preserve">◦ </w:t>
+      </w:r>
+      <w:r>
+        <w:rPr>
+          <w:lang w:eastAsia="zh-CN"/>
+        </w:rPr>
+        <w:t>月度报表"指定人员"：分公司管理员只能在自己范围内找人，范围外的提示"没找到"。</w:t>
       </w:r>
     </w:p>
     <w:p>

--- a/docs/变更记录/考勤系统更新日志_完整版.docx
+++ b/docs/变更记录/考勤系统更新日志_完整版.docx
@@ -134,6 +134,33 @@
           <w:lang w:eastAsia="zh-CN"/>
         </w:rPr>
         <w:t>2026-10-26</w:t>
+      </w:r>
+    </w:p>
+    <w:p>
+      <w:pPr>
+        <w:ind w:left="283"/>
+        <w:rPr>
+          <w:lang w:eastAsia="zh-CN"/>
+        </w:rPr>
+      </w:pPr>
+      <w:r>
+        <w:rPr>
+          <w:lang w:eastAsia="zh-CN"/>
+        </w:rPr>
+        <w:t xml:space="preserve">• </w:t>
+      </w:r>
+      <w:r>
+        <w:rPr>
+          <w:b/>
+          <w:lang w:eastAsia="zh-CN"/>
+        </w:rPr>
+        <w:t>修正（第四轮审查）</w:t>
+      </w:r>
+      <w:r>
+        <w:rPr>
+          <w:lang w:eastAsia="zh-CN"/>
+        </w:rPr>
+        <w:t>：加班按班次对账（排班页保存排班、改班次时间后触发）不再把记录直接赋值成单子合计：只扣掉"单子按班次对完少算的那部分"，记录上多出来的手工订正保留；只改归到被改小那一天的加班单、只减不增，并在申请理由后留一句对账说明。数据核对页仍会报出"记录比单子多"，让人看。</w:t>
       </w:r>
     </w:p>
     <w:p>

--- a/docs/变更记录/考勤系统更新日志_完整版.docx
+++ b/docs/变更记录/考勤系统更新日志_完整版.docx
@@ -134,6 +134,33 @@
           <w:lang w:eastAsia="zh-CN"/>
         </w:rPr>
         <w:t>2026-10-26</w:t>
+      </w:r>
+    </w:p>
+    <w:p>
+      <w:pPr>
+        <w:ind w:left="283"/>
+        <w:rPr>
+          <w:lang w:eastAsia="zh-CN"/>
+        </w:rPr>
+      </w:pPr>
+      <w:r>
+        <w:rPr>
+          <w:lang w:eastAsia="zh-CN"/>
+        </w:rPr>
+        <w:t xml:space="preserve">• </w:t>
+      </w:r>
+      <w:r>
+        <w:rPr>
+          <w:b/>
+          <w:lang w:eastAsia="zh-CN"/>
+        </w:rPr>
+        <w:t>完善：转班申请</w:t>
+      </w:r>
+      <w:r>
+        <w:rPr>
+          <w:lang w:eastAsia="zh-CN"/>
+        </w:rPr>
+        <w:t>：① 白班转夜班（或夜班转白班）后，如果这几天已经有打卡，系统会提醒申请人和管理员核对打卡归属（以前打的卡是按原班次归到各天的，转班不会重新归卡，夜班次日凌晨的下班卡可能要订正）；② 这几天如果被标成旷工/未打卡、又没有任何打卡，而转班后这天是休息日，自动恢复成正常；③ 记录备注里写上"原班次「xx」"，方便追溯；④ 提交转班申请后，如果这段日期里已有批准的请假或出差，会当场提示"那几天的班次不会修改"。</w:t>
       </w:r>
     </w:p>
     <w:p>

--- a/docs/变更记录/考勤系统更新日志_完整版.docx
+++ b/docs/变更记录/考勤系统更新日志_完整版.docx
@@ -134,6 +134,33 @@
           <w:lang w:eastAsia="zh-CN"/>
         </w:rPr>
         <w:t>2026-10-26</w:t>
+      </w:r>
+    </w:p>
+    <w:p>
+      <w:pPr>
+        <w:ind w:left="283"/>
+        <w:rPr>
+          <w:lang w:eastAsia="zh-CN"/>
+        </w:rPr>
+      </w:pPr>
+      <w:r>
+        <w:rPr>
+          <w:lang w:eastAsia="zh-CN"/>
+        </w:rPr>
+        <w:t xml:space="preserve">• </w:t>
+      </w:r>
+      <w:r>
+        <w:rPr>
+          <w:b/>
+          <w:lang w:eastAsia="zh-CN"/>
+        </w:rPr>
+        <w:t>调整：正班工时取整前先加 5 分钟宽限</w:t>
+      </w:r>
+      <w:r>
+        <w:rPr>
+          <w:lang w:eastAsia="zh-CN"/>
+        </w:rPr>
+        <w:t>：以前正班工时是"上下班在岗时长扣完饭点后，直接向下取整到半小时"，上班卡只要晚几十秒就可能少半小时（比如汤晓永 9/30 上班卡 08:30:33、按 17:30 下班，在岗 7 小时 59 分 27 秒，被取整成 7.5 小时而不是 8 小时）。现在取整前先加 5 分钟：不足半小时的零头只要在 5 分钟以内（含）就按整半小时算（在岗 7 小时 55 分正好算 8 小时，7 小时 54 分 59 秒仍算 7.5）。只用于打卡算正班工时（本地打卡、考勤机同步、补卡回写、月度汇总、数据核对口径一致）；加班时长、请假时长、计时工模式不套这个宽限。上线后只对之后结算的打卡生效，历史记录不会自动变，需要的话另行订正（试算：9/26–10/26 共 68 条记录、61 人会多半小时）。</w:t>
       </w:r>
     </w:p>
     <w:p>

--- a/docs/变更记录/考勤系统更新日志_完整版.docx
+++ b/docs/变更记录/考勤系统更新日志_完整版.docx
@@ -97,7 +97,7 @@
           <w:sz w:val="24"/>
           <w:lang w:eastAsia="zh-CN"/>
         </w:rPr>
-        <w:t>生成日期：2026年10月26日</w:t>
+        <w:t>生成日期：2026年10月27日</w:t>
       </w:r>
     </w:p>
     <w:p>
@@ -114,6 +114,93 @@
           <w:lang w:eastAsia="zh-CN"/>
         </w:rPr>
         <w:t>说明：这份文档记录考勤系统每次功能改动，语言尽量简单，方便非技术人员看懂；每次改动都会在最上面加一条新记录（时间倒序）。</w:t>
+      </w:r>
+    </w:p>
+    <w:p>
+      <w:pPr>
+        <w:spacing w:before="400" w:after="160"/>
+        <w:pBdr>
+          <w:bottom w:val="single" w:sz="6" w:space="4" w:color="1F4E79"/>
+        </w:pBdr>
+        <w:rPr>
+          <w:lang w:eastAsia="zh-CN"/>
+        </w:rPr>
+      </w:pPr>
+      <w:r>
+        <w:rPr>
+          <w:b/>
+          <w:color w:val="1F4E79"/>
+          <w:sz w:val="32"/>
+          <w:lang w:eastAsia="zh-CN"/>
+        </w:rPr>
+        <w:t>2026-10-27</w:t>
+      </w:r>
+    </w:p>
+    <w:p>
+      <w:pPr>
+        <w:ind w:left="283"/>
+        <w:rPr>
+          <w:lang w:eastAsia="zh-CN"/>
+        </w:rPr>
+      </w:pPr>
+      <w:r>
+        <w:rPr>
+          <w:lang w:eastAsia="zh-CN"/>
+        </w:rPr>
+        <w:t xml:space="preserve">• </w:t>
+      </w:r>
+      <w:r>
+        <w:rPr>
+          <w:b/>
+          <w:lang w:eastAsia="zh-CN"/>
+        </w:rPr>
+        <w:t>改进：排班页"已排班情况"按班次分行，并标出班次所属的考勤组</w:t>
+      </w:r>
+      <w:r>
+        <w:rPr>
+          <w:lang w:eastAsia="zh-CN"/>
+        </w:rPr>
+        <w:t>：以前这块列表按"日期 + 班次名称"合并，两个考勤组各有一个叫"白班"的班次时会被混成一行（汤晓永属新能源-客服、排的是新能源-生产的白班，在客服组的列表里看着就像客服白班，所以他加班的饭点按错了也没人发现）。现在：① 同名班次按班次编号分成不同的行；② 每行班次下面标出这个班次属于哪个考勤组；③ 如果有人自己的考勤组和班次所属的考勤组不一致（被排在了别的组的班次上），这一行的组名和这些人的名字标红，鼠标放上去能看到他本来的考勤组，行尾还写一句提示请核对。不影响任何排班和考勤数据。</w:t>
+      </w:r>
+    </w:p>
+    <w:p>
+      <w:pPr>
+        <w:ind w:left="283"/>
+        <w:rPr>
+          <w:lang w:eastAsia="zh-CN"/>
+        </w:rPr>
+      </w:pPr>
+      <w:r>
+        <w:rPr>
+          <w:lang w:eastAsia="zh-CN"/>
+        </w:rPr>
+        <w:t xml:space="preserve">• </w:t>
+      </w:r>
+      <w:r>
+        <w:rPr>
+          <w:b/>
+          <w:lang w:eastAsia="zh-CN"/>
+        </w:rPr>
+        <w:t>新增：员工"离职日期"字段</w:t>
+      </w:r>
+      <w:r>
+        <w:rPr>
+          <w:lang w:eastAsia="zh-CN"/>
+        </w:rPr>
+        <w:t>：员工管理里新增员工、编辑员工多了一个「离职日期」（和入职日期并排）；停用或拉黑员工时，离职日期没填过就默认填当天，可以手工改（比如实际离职是上周）；重新启用会清空。离职日期显示在：员工管理的编辑弹窗、员工信息页的卡片（入职日期下面）、员工记录查询页的基本信息、员工信息表 Excel（入职日期后面一列，原来的"停用/离职时间"保留）、月度报表页（合同公司后面一列），以及月度汇总 Excel 的</w:t>
+      </w:r>
+      <w:r>
+        <w:rPr>
+          <w:b/>
+          <w:lang w:eastAsia="zh-CN"/>
+        </w:rPr>
+        <w:t>最后一列</w:t>
+      </w:r>
+      <w:r>
+        <w:rPr>
+          <w:lang w:eastAsia="zh-CN"/>
+        </w:rPr>
+        <w:t>（发薪那边如果按位置读这份表，前面所有列的位置都不变，新列只加在最后）。上线时要先给数据库加这一列（`migrate.sql` 里已包含）；已经停用的老员工离职日期是空的，需要的话可以另外按停用时间补。</w:t>
       </w:r>
     </w:p>
     <w:p>

--- a/docs/变更记录/考勤系统更新日志_完整版.docx
+++ b/docs/变更记录/考勤系统更新日志_完整版.docx
@@ -97,7 +97,7 @@
           <w:sz w:val="24"/>
           <w:lang w:eastAsia="zh-CN"/>
         </w:rPr>
-        <w:t>生成日期：2026年10月27日</w:t>
+        <w:t>生成日期：2026年10月28日</w:t>
       </w:r>
     </w:p>
     <w:p>
@@ -114,6 +114,92 @@
           <w:lang w:eastAsia="zh-CN"/>
         </w:rPr>
         <w:t>说明：这份文档记录考勤系统每次功能改动，语言尽量简单，方便非技术人员看懂；每次改动都会在最上面加一条新记录（时间倒序）。</w:t>
+      </w:r>
+    </w:p>
+    <w:p>
+      <w:pPr>
+        <w:spacing w:before="400" w:after="160"/>
+        <w:pBdr>
+          <w:bottom w:val="single" w:sz="6" w:space="4" w:color="1F4E79"/>
+        </w:pBdr>
+        <w:rPr>
+          <w:lang w:eastAsia="zh-CN"/>
+        </w:rPr>
+      </w:pPr>
+      <w:r>
+        <w:rPr>
+          <w:b/>
+          <w:color w:val="1F4E79"/>
+          <w:sz w:val="32"/>
+          <w:lang w:eastAsia="zh-CN"/>
+        </w:rPr>
+        <w:t>2026-10-28</w:t>
+      </w:r>
+    </w:p>
+    <w:p>
+      <w:pPr>
+        <w:ind w:left="283"/>
+        <w:rPr>
+          <w:lang w:eastAsia="zh-CN"/>
+        </w:rPr>
+      </w:pPr>
+      <w:r>
+        <w:rPr>
+          <w:lang w:eastAsia="zh-CN"/>
+        </w:rPr>
+        <w:t xml:space="preserve">• </w:t>
+      </w:r>
+      <w:r>
+        <w:rPr>
+          <w:b/>
+          <w:lang w:eastAsia="zh-CN"/>
+        </w:rPr>
+        <w:t>新增：员工每月最多补 3 次卡</w:t>
+      </w:r>
+      <w:r>
+        <w:rPr>
+          <w:lang w:eastAsia="zh-CN"/>
+        </w:rPr>
+        <w:t>：以前员工想补多少次卡都行，现在每个月（按补卡日期算在哪个月）</w:t>
+      </w:r>
+      <w:r>
+        <w:rPr>
+          <w:b/>
+          <w:lang w:eastAsia="zh-CN"/>
+        </w:rPr>
+        <w:t>审批通过的补卡</w:t>
+      </w:r>
+      <w:r>
+        <w:rPr>
+          <w:lang w:eastAsia="zh-CN"/>
+        </w:rPr>
+        <w:t>最多 3 次，第 4 次提交时会直接提示"本月补卡已达上限，请联系文员或管理员直接补卡"；排队期间别的补卡单先通过、凑满了 3 次的，这张在审批时也会被拦下（提示原因，单子保持待审批，审批人可驳回）。只有"已通过"的才算次数，待审批、被驳回、已撤销的不算；</w:t>
+      </w:r>
+      <w:r>
+        <w:rPr>
+          <w:b/>
+          <w:lang w:eastAsia="zh-CN"/>
+        </w:rPr>
+        <w:t>文员、管理员不受限制</w:t>
+      </w:r>
+      <w:r>
+        <w:rPr>
+          <w:lang w:eastAsia="zh-CN"/>
+        </w:rPr>
+        <w:t xml:space="preserve">，文员用「手动补卡」给员工补的也不占员工的次数。这条规则从 </w:t>
+      </w:r>
+      <w:r>
+        <w:rPr>
+          <w:b/>
+          <w:lang w:eastAsia="zh-CN"/>
+        </w:rPr>
+        <w:t>2026-11-01 起的补卡日期</w:t>
+      </w:r>
+      <w:r>
+        <w:rPr>
+          <w:lang w:eastAsia="zh-CN"/>
+        </w:rPr>
+        <w:t>开始算，10 月及以前的补卡不受影响（10 月已有 146 人补卡超过 3 次，如果 10 月也算，这些人当月就没法再补了）。</w:t>
       </w:r>
     </w:p>
     <w:p>
